--- a/Observation/Observation task 2/Documents/ObsWeek2.docx
+++ b/Observation/Observation task 2/Documents/ObsWeek2.docx
@@ -11,7 +11,7 @@
           <w:rFonts w:ascii="Arial" w:hAnsi="Arial"/>
           <w:b/>
           <w:color w:val="000000"/>
-          <w:sz w:val="34"/>
+          <w:sz w:val="40"/>
         </w:rPr>
         <w:t>LABORATORY OBSERVATION/RECORD</w:t>
       </w:r>
@@ -24,7 +24,7 @@
         <w:rPr>
           <w:rFonts w:ascii="Arial" w:hAnsi="Arial"/>
           <w:b/>
-          <w:color w:val="222222"/>
+          <w:color w:val="000000"/>
           <w:sz w:val="20"/>
         </w:rPr>
         <w:t xml:space="preserve">Course: </w:t>
@@ -46,7 +46,7 @@
         <w:rPr>
           <w:rFonts w:ascii="Arial" w:hAnsi="Arial"/>
           <w:b/>
-          <w:color w:val="222222"/>
+          <w:color w:val="000000"/>
           <w:sz w:val="20"/>
         </w:rPr>
         <w:t xml:space="preserve">Course Code: </w:t>
@@ -68,7 +68,7 @@
         <w:rPr>
           <w:rFonts w:ascii="Arial" w:hAnsi="Arial"/>
           <w:b/>
-          <w:color w:val="222222"/>
+          <w:color w:val="000000"/>
           <w:sz w:val="20"/>
         </w:rPr>
         <w:t xml:space="preserve">Observation Task No.: </w:t>
@@ -90,7 +90,7 @@
         <w:rPr>
           <w:rFonts w:ascii="Arial" w:hAnsi="Arial"/>
           <w:b/>
-          <w:color w:val="222222"/>
+          <w:color w:val="000000"/>
           <w:sz w:val="20"/>
         </w:rPr>
         <w:t xml:space="preserve">Student Name: </w:t>
@@ -101,7 +101,7 @@
           <w:color w:val="333333"/>
           <w:sz w:val="20"/>
         </w:rPr>
-        <w:t>V S SRAVAN M</w:t>
+        <w:t>J Satya Srikar</w:t>
       </w:r>
     </w:p>
     <w:p>
@@ -112,7 +112,7 @@
         <w:rPr>
           <w:rFonts w:ascii="Arial" w:hAnsi="Arial"/>
           <w:b/>
-          <w:color w:val="222222"/>
+          <w:color w:val="000000"/>
           <w:sz w:val="20"/>
         </w:rPr>
         <w:t xml:space="preserve">Roll No.: </w:t>
@@ -123,7 +123,29 @@
           <w:color w:val="333333"/>
           <w:sz w:val="20"/>
         </w:rPr>
-        <w:t>A24126552268</w:t>
+        <w:t>A24126552259</w:t>
+      </w:r>
+    </w:p>
+    <w:p>
+      <w:pPr>
+        <w:spacing w:before="40" w:after="40" w:line="276" w:lineRule="auto"/>
+      </w:pPr>
+      <w:r>
+        <w:rPr>
+          <w:rFonts w:ascii="Arial" w:hAnsi="Arial"/>
+          <w:b/>
+          <w:color w:val="000000"/>
+          <w:sz w:val="20"/>
+        </w:rPr>
+        <w:t xml:space="preserve">Branch &amp; Section: </w:t>
+      </w:r>
+      <w:r>
+        <w:rPr>
+          <w:rFonts w:ascii="Arial" w:hAnsi="Arial"/>
+          <w:color w:val="333333"/>
+          <w:sz w:val="20"/>
+        </w:rPr>
+        <w:t>CSM-B</w:t>
       </w:r>
     </w:p>
     <w:p>
@@ -134,7 +156,7 @@
         <w:rPr>
           <w:rFonts w:ascii="Arial" w:hAnsi="Arial"/>
           <w:b/>
-          <w:color w:val="222222"/>
+          <w:color w:val="000000"/>
           <w:sz w:val="20"/>
         </w:rPr>
         <w:t xml:space="preserve">Date: </w:t>
@@ -150,22 +172,22 @@
     </w:p>
     <w:p>
       <w:pPr>
-        <w:spacing w:before="120" w:after="120"/>
+        <w:spacing w:before="80" w:after="80"/>
         <w:pBdr>
-          <w:bottom w:val="single" w:sz="6" w:space="1" w:color="D0D0D0"/>
+          <w:bottom w:val="single" w:sz="6" w:space="1" w:color="CCCCCC"/>
         </w:pBdr>
       </w:pPr>
     </w:p>
     <w:p>
       <w:pPr>
         <w:keepNext/>
-        <w:spacing w:before="240" w:after="80"/>
+        <w:spacing w:before="160" w:after="60"/>
       </w:pPr>
       <w:r>
         <w:rPr>
           <w:rFonts w:ascii="Arial" w:hAnsi="Arial"/>
           <w:b/>
-          <w:color w:val="111111"/>
+          <w:color w:val="000000"/>
           <w:sz w:val="26"/>
         </w:rPr>
         <w:t>1. TITLE</w:t>
@@ -173,7 +195,7 @@
     </w:p>
     <w:p>
       <w:pPr>
-        <w:spacing w:before="40" w:after="80" w:line="276" w:lineRule="auto"/>
+        <w:spacing w:before="40" w:after="60" w:line="276" w:lineRule="auto"/>
       </w:pPr>
       <w:r>
         <w:rPr>
@@ -186,22 +208,22 @@
     </w:p>
     <w:p>
       <w:pPr>
-        <w:spacing w:before="120" w:after="120"/>
+        <w:spacing w:before="80" w:after="80"/>
         <w:pBdr>
-          <w:bottom w:val="single" w:sz="6" w:space="1" w:color="D0D0D0"/>
+          <w:bottom w:val="single" w:sz="6" w:space="1" w:color="CCCCCC"/>
         </w:pBdr>
       </w:pPr>
     </w:p>
     <w:p>
       <w:pPr>
         <w:keepNext/>
-        <w:spacing w:before="240" w:after="80"/>
+        <w:spacing w:before="160" w:after="60"/>
       </w:pPr>
       <w:r>
         <w:rPr>
           <w:rFonts w:ascii="Arial" w:hAnsi="Arial"/>
           <w:b/>
-          <w:color w:val="111111"/>
+          <w:color w:val="000000"/>
           <w:sz w:val="26"/>
         </w:rPr>
         <w:t>2. AIM</w:t>
@@ -209,7 +231,7 @@
     </w:p>
     <w:p>
       <w:pPr>
-        <w:spacing w:before="40" w:after="80" w:line="276" w:lineRule="auto"/>
+        <w:spacing w:before="40" w:after="60" w:line="276" w:lineRule="auto"/>
       </w:pPr>
       <w:r>
         <w:rPr>
@@ -222,22 +244,22 @@
     </w:p>
     <w:p>
       <w:pPr>
-        <w:spacing w:before="120" w:after="120"/>
+        <w:spacing w:before="80" w:after="80"/>
         <w:pBdr>
-          <w:bottom w:val="single" w:sz="6" w:space="1" w:color="D0D0D0"/>
+          <w:bottom w:val="single" w:sz="6" w:space="1" w:color="CCCCCC"/>
         </w:pBdr>
       </w:pPr>
     </w:p>
     <w:p>
       <w:pPr>
         <w:keepNext/>
-        <w:spacing w:before="240" w:after="80"/>
+        <w:spacing w:before="160" w:after="60"/>
       </w:pPr>
       <w:r>
         <w:rPr>
           <w:rFonts w:ascii="Arial" w:hAnsi="Arial"/>
           <w:b/>
-          <w:color w:val="111111"/>
+          <w:color w:val="000000"/>
           <w:sz w:val="26"/>
         </w:rPr>
         <w:t>3. OBJECTIVE</w:t>
@@ -245,7 +267,7 @@
     </w:p>
     <w:p>
       <w:pPr>
-        <w:spacing w:before="40" w:after="80" w:line="276" w:lineRule="auto"/>
+        <w:spacing w:before="40" w:after="60" w:line="276" w:lineRule="auto"/>
       </w:pPr>
       <w:r>
         <w:rPr>
@@ -259,7 +281,7 @@
     <w:p>
       <w:pPr>
         <w:pStyle w:val="ListBullet"/>
-        <w:spacing w:before="40" w:after="60" w:line="276" w:lineRule="auto"/>
+        <w:spacing w:before="40" w:after="40" w:line="276" w:lineRule="auto"/>
       </w:pPr>
       <w:r>
         <w:rPr>
@@ -273,7 +295,7 @@
     <w:p>
       <w:pPr>
         <w:pStyle w:val="ListBullet"/>
-        <w:spacing w:before="40" w:after="60" w:line="276" w:lineRule="auto"/>
+        <w:spacing w:before="40" w:after="40" w:line="276" w:lineRule="auto"/>
       </w:pPr>
       <w:r>
         <w:rPr>
@@ -287,7 +309,7 @@
     <w:p>
       <w:pPr>
         <w:pStyle w:val="ListBullet"/>
-        <w:spacing w:before="40" w:after="60" w:line="276" w:lineRule="auto"/>
+        <w:spacing w:before="40" w:after="40" w:line="276" w:lineRule="auto"/>
       </w:pPr>
       <w:r>
         <w:rPr>
@@ -301,7 +323,7 @@
     <w:p>
       <w:pPr>
         <w:pStyle w:val="ListBullet"/>
-        <w:spacing w:before="40" w:after="60" w:line="276" w:lineRule="auto"/>
+        <w:spacing w:before="40" w:after="40" w:line="276" w:lineRule="auto"/>
       </w:pPr>
       <w:r>
         <w:rPr>
@@ -315,7 +337,7 @@
     <w:p>
       <w:pPr>
         <w:pStyle w:val="ListBullet"/>
-        <w:spacing w:before="40" w:after="60" w:line="276" w:lineRule="auto"/>
+        <w:spacing w:before="40" w:after="40" w:line="276" w:lineRule="auto"/>
       </w:pPr>
       <w:r>
         <w:rPr>
@@ -328,22 +350,22 @@
     </w:p>
     <w:p>
       <w:pPr>
-        <w:spacing w:before="120" w:after="120"/>
+        <w:spacing w:before="80" w:after="80"/>
         <w:pBdr>
-          <w:bottom w:val="single" w:sz="6" w:space="1" w:color="D0D0D0"/>
+          <w:bottom w:val="single" w:sz="6" w:space="1" w:color="CCCCCC"/>
         </w:pBdr>
       </w:pPr>
     </w:p>
     <w:p>
       <w:pPr>
         <w:keepNext/>
-        <w:spacing w:before="240" w:after="80"/>
+        <w:spacing w:before="160" w:after="60"/>
       </w:pPr>
       <w:r>
         <w:rPr>
           <w:rFonts w:ascii="Arial" w:hAnsi="Arial"/>
           <w:b/>
-          <w:color w:val="111111"/>
+          <w:color w:val="000000"/>
           <w:sz w:val="26"/>
         </w:rPr>
         <w:t>4. THEORY</w:t>
@@ -351,7 +373,7 @@
     </w:p>
     <w:p>
       <w:pPr>
-        <w:spacing w:before="40" w:after="80" w:line="276" w:lineRule="auto"/>
+        <w:spacing w:before="40" w:after="60" w:line="276" w:lineRule="auto"/>
       </w:pPr>
       <w:r>
         <w:rPr>
@@ -364,13 +386,13 @@
     </w:p>
     <w:p>
       <w:pPr>
-        <w:spacing w:before="40" w:after="80" w:line="276" w:lineRule="auto"/>
+        <w:spacing w:before="40" w:after="60" w:line="276" w:lineRule="auto"/>
       </w:pPr>
       <w:r>
         <w:rPr>
           <w:rFonts w:ascii="Arial" w:hAnsi="Arial"/>
           <w:b/>
-          <w:color w:val="222222"/>
+          <w:color w:val="000000"/>
           <w:sz w:val="20"/>
         </w:rPr>
         <w:t>Theory of Canvas and CSS3 Styling Components:</w:t>
@@ -386,13 +408,13 @@
     <w:p>
       <w:pPr>
         <w:pStyle w:val="ListBullet"/>
-        <w:spacing w:before="40" w:after="60" w:line="276" w:lineRule="auto"/>
+        <w:spacing w:before="40" w:after="40" w:line="276" w:lineRule="auto"/>
       </w:pPr>
       <w:r>
         <w:rPr>
           <w:rFonts w:ascii="Arial" w:hAnsi="Arial"/>
           <w:b/>
-          <w:color w:val="222222"/>
+          <w:color w:val="000000"/>
           <w:sz w:val="20"/>
         </w:rPr>
         <w:t xml:space="preserve">HTML5 Canvas 2D API: </w:t>
@@ -409,13 +431,13 @@
     <w:p>
       <w:pPr>
         <w:pStyle w:val="ListBullet"/>
-        <w:spacing w:before="40" w:after="60" w:line="276" w:lineRule="auto"/>
+        <w:spacing w:before="40" w:after="40" w:line="276" w:lineRule="auto"/>
       </w:pPr>
       <w:r>
         <w:rPr>
           <w:rFonts w:ascii="Arial" w:hAnsi="Arial"/>
           <w:b/>
-          <w:color w:val="222222"/>
+          <w:color w:val="000000"/>
           <w:sz w:val="20"/>
         </w:rPr>
         <w:t xml:space="preserve">CSS Linear Gradients: </w:t>
@@ -432,13 +454,13 @@
     <w:p>
       <w:pPr>
         <w:pStyle w:val="ListBullet"/>
-        <w:spacing w:before="40" w:after="60" w:line="276" w:lineRule="auto"/>
+        <w:spacing w:before="40" w:after="40" w:line="276" w:lineRule="auto"/>
       </w:pPr>
       <w:r>
         <w:rPr>
           <w:rFonts w:ascii="Arial" w:hAnsi="Arial"/>
           <w:b/>
-          <w:color w:val="222222"/>
+          <w:color w:val="000000"/>
           <w:sz w:val="20"/>
         </w:rPr>
         <w:t xml:space="preserve">Box Shadow &amp; Elevation: </w:t>
@@ -455,13 +477,13 @@
     <w:p>
       <w:pPr>
         <w:pStyle w:val="ListBullet"/>
-        <w:spacing w:before="40" w:after="60" w:line="276" w:lineRule="auto"/>
+        <w:spacing w:before="40" w:after="40" w:line="276" w:lineRule="auto"/>
       </w:pPr>
       <w:r>
         <w:rPr>
           <w:rFonts w:ascii="Arial" w:hAnsi="Arial"/>
           <w:b/>
-          <w:color w:val="222222"/>
+          <w:color w:val="000000"/>
           <w:sz w:val="20"/>
         </w:rPr>
         <w:t xml:space="preserve">Flexbox Card Alignment: </w:t>
@@ -478,13 +500,13 @@
     <w:p>
       <w:pPr>
         <w:pStyle w:val="ListBullet"/>
-        <w:spacing w:before="40" w:after="60" w:line="276" w:lineRule="auto"/>
+        <w:spacing w:before="40" w:after="40" w:line="276" w:lineRule="auto"/>
       </w:pPr>
       <w:r>
         <w:rPr>
           <w:rFonts w:ascii="Arial" w:hAnsi="Arial"/>
           <w:b/>
-          <w:color w:val="222222"/>
+          <w:color w:val="000000"/>
           <w:sz w:val="20"/>
         </w:rPr>
         <w:t xml:space="preserve">Interactive Transitions: </w:t>
@@ -500,22 +522,22 @@
     </w:p>
     <w:p>
       <w:pPr>
-        <w:spacing w:before="120" w:after="120"/>
+        <w:spacing w:before="80" w:after="80"/>
         <w:pBdr>
-          <w:bottom w:val="single" w:sz="6" w:space="1" w:color="D0D0D0"/>
+          <w:bottom w:val="single" w:sz="6" w:space="1" w:color="CCCCCC"/>
         </w:pBdr>
       </w:pPr>
     </w:p>
     <w:p>
       <w:pPr>
         <w:keepNext/>
-        <w:spacing w:before="240" w:after="80"/>
+        <w:spacing w:before="160" w:after="60"/>
       </w:pPr>
       <w:r>
         <w:rPr>
           <w:rFonts w:ascii="Arial" w:hAnsi="Arial"/>
           <w:b/>
-          <w:color w:val="111111"/>
+          <w:color w:val="000000"/>
           <w:sz w:val="26"/>
         </w:rPr>
         <w:t>5. ALGORITHM / PROCEDURE</w:t>
@@ -523,8 +545,8 @@
     </w:p>
     <w:p>
       <w:pPr>
-        <w:spacing w:before="40" w:after="60" w:line="276" w:lineRule="auto"/>
-        <w:ind w:left="360"/>
+        <w:spacing w:before="40" w:after="40" w:line="276" w:lineRule="auto"/>
+        <w:ind w:left="288"/>
       </w:pPr>
       <w:r>
         <w:rPr>
@@ -532,12 +554,11 @@
           <w:b/>
           <w:sz w:val="20"/>
         </w:rPr>
-        <w:t xml:space="preserve">1. </w:t>
+        <w:t xml:space="preserve">1.  </w:t>
       </w:r>
       <w:r>
         <w:rPr>
           <w:rFonts w:ascii="Arial" w:hAnsi="Arial"/>
-          <w:color w:val="333333"/>
           <w:sz w:val="20"/>
         </w:rPr>
         <w:t>Create project directories: Observation/Observation task 2/Html, Documents, and Screenshots.</w:t>
@@ -545,8 +566,8 @@
     </w:p>
     <w:p>
       <w:pPr>
-        <w:spacing w:before="40" w:after="60" w:line="276" w:lineRule="auto"/>
-        <w:ind w:left="360"/>
+        <w:spacing w:before="40" w:after="40" w:line="276" w:lineRule="auto"/>
+        <w:ind w:left="288"/>
       </w:pPr>
       <w:r>
         <w:rPr>
@@ -554,12 +575,11 @@
           <w:b/>
           <w:sz w:val="20"/>
         </w:rPr>
-        <w:t xml:space="preserve">2. </w:t>
+        <w:t xml:space="preserve">2.  </w:t>
       </w:r>
       <w:r>
         <w:rPr>
           <w:rFonts w:ascii="Arial" w:hAnsi="Arial"/>
-          <w:color w:val="333333"/>
           <w:sz w:val="20"/>
         </w:rPr>
         <w:t>Create my-styled-webpage.html inside the Html directory.</w:t>
@@ -567,8 +587,8 @@
     </w:p>
     <w:p>
       <w:pPr>
-        <w:spacing w:before="40" w:after="60" w:line="276" w:lineRule="auto"/>
-        <w:ind w:left="360"/>
+        <w:spacing w:before="40" w:after="40" w:line="276" w:lineRule="auto"/>
+        <w:ind w:left="288"/>
       </w:pPr>
       <w:r>
         <w:rPr>
@@ -576,12 +596,11 @@
           <w:b/>
           <w:sz w:val="20"/>
         </w:rPr>
-        <w:t xml:space="preserve">3. </w:t>
+        <w:t xml:space="preserve">3.  </w:t>
       </w:r>
       <w:r>
         <w:rPr>
           <w:rFonts w:ascii="Arial" w:hAnsi="Arial"/>
-          <w:color w:val="333333"/>
           <w:sz w:val="20"/>
         </w:rPr>
         <w:t>Structure document with HTML5 doctype, head with viewport metadata, and styled header with gradient background.</w:t>
@@ -589,8 +608,8 @@
     </w:p>
     <w:p>
       <w:pPr>
-        <w:spacing w:before="40" w:after="60" w:line="276" w:lineRule="auto"/>
-        <w:ind w:left="360"/>
+        <w:spacing w:before="40" w:after="40" w:line="276" w:lineRule="auto"/>
+        <w:ind w:left="288"/>
       </w:pPr>
       <w:r>
         <w:rPr>
@@ -598,12 +617,11 @@
           <w:b/>
           <w:sz w:val="20"/>
         </w:rPr>
-        <w:t xml:space="preserve">4. </w:t>
+        <w:t xml:space="preserve">4.  </w:t>
       </w:r>
       <w:r>
         <w:rPr>
           <w:rFonts w:ascii="Arial" w:hAnsi="Arial"/>
-          <w:color w:val="333333"/>
           <w:sz w:val="20"/>
         </w:rPr>
         <w:t>Build a flexbox navigation bar with interactive hover states.</w:t>
@@ -611,8 +629,8 @@
     </w:p>
     <w:p>
       <w:pPr>
-        <w:spacing w:before="40" w:after="60" w:line="276" w:lineRule="auto"/>
-        <w:ind w:left="360"/>
+        <w:spacing w:before="40" w:after="40" w:line="276" w:lineRule="auto"/>
+        <w:ind w:left="288"/>
       </w:pPr>
       <w:r>
         <w:rPr>
@@ -620,12 +638,11 @@
           <w:b/>
           <w:sz w:val="20"/>
         </w:rPr>
-        <w:t xml:space="preserve">5. </w:t>
+        <w:t xml:space="preserve">5.  </w:t>
       </w:r>
       <w:r>
         <w:rPr>
           <w:rFonts w:ascii="Arial" w:hAnsi="Arial"/>
-          <w:color w:val="333333"/>
           <w:sz w:val="20"/>
         </w:rPr>
         <w:t>Add a canvas section containing a &lt;canvas id="myCanvas" width="500" height="300"&gt;.</w:t>
@@ -633,8 +650,8 @@
     </w:p>
     <w:p>
       <w:pPr>
-        <w:spacing w:before="40" w:after="60" w:line="276" w:lineRule="auto"/>
-        <w:ind w:left="360"/>
+        <w:spacing w:before="40" w:after="40" w:line="276" w:lineRule="auto"/>
+        <w:ind w:left="288"/>
       </w:pPr>
       <w:r>
         <w:rPr>
@@ -642,12 +659,11 @@
           <w:b/>
           <w:sz w:val="20"/>
         </w:rPr>
-        <w:t xml:space="preserve">6. </w:t>
+        <w:t xml:space="preserve">6.  </w:t>
       </w:r>
       <w:r>
         <w:rPr>
           <w:rFonts w:ascii="Arial" w:hAnsi="Arial"/>
-          <w:color w:val="333333"/>
           <w:sz w:val="20"/>
         </w:rPr>
         <w:t>Write JavaScript using getContext('2d') to draw a filled rectangle, outlined circle, baseline line, and centered bold text 'V S Sravan'.</w:t>
@@ -655,8 +671,8 @@
     </w:p>
     <w:p>
       <w:pPr>
-        <w:spacing w:before="40" w:after="60" w:line="276" w:lineRule="auto"/>
-        <w:ind w:left="360"/>
+        <w:spacing w:before="40" w:after="40" w:line="276" w:lineRule="auto"/>
+        <w:ind w:left="288"/>
       </w:pPr>
       <w:r>
         <w:rPr>
@@ -664,12 +680,11 @@
           <w:b/>
           <w:sz w:val="20"/>
         </w:rPr>
-        <w:t xml:space="preserve">7. </w:t>
+        <w:t xml:space="preserve">7.  </w:t>
       </w:r>
       <w:r>
         <w:rPr>
           <w:rFonts w:ascii="Arial" w:hAnsi="Arial"/>
-          <w:color w:val="333333"/>
           <w:sz w:val="20"/>
         </w:rPr>
         <w:t>Construct a cards section containing three modular content cards with borders, rounded corners, padding, and soft box-shadows.</w:t>
@@ -677,8 +692,8 @@
     </w:p>
     <w:p>
       <w:pPr>
-        <w:spacing w:before="40" w:after="60" w:line="276" w:lineRule="auto"/>
-        <w:ind w:left="360"/>
+        <w:spacing w:before="40" w:after="40" w:line="276" w:lineRule="auto"/>
+        <w:ind w:left="288"/>
       </w:pPr>
       <w:r>
         <w:rPr>
@@ -686,12 +701,11 @@
           <w:b/>
           <w:sz w:val="20"/>
         </w:rPr>
-        <w:t xml:space="preserve">8. </w:t>
+        <w:t xml:space="preserve">8.  </w:t>
       </w:r>
       <w:r>
         <w:rPr>
           <w:rFonts w:ascii="Arial" w:hAnsi="Arial"/>
-          <w:color w:val="333333"/>
           <w:sz w:val="20"/>
         </w:rPr>
         <w:t>Style interactive buttons inside cards with hover background shifts.</w:t>
@@ -699,8 +713,8 @@
     </w:p>
     <w:p>
       <w:pPr>
-        <w:spacing w:before="40" w:after="60" w:line="276" w:lineRule="auto"/>
-        <w:ind w:left="360"/>
+        <w:spacing w:before="40" w:after="40" w:line="276" w:lineRule="auto"/>
+        <w:ind w:left="288"/>
       </w:pPr>
       <w:r>
         <w:rPr>
@@ -708,12 +722,11 @@
           <w:b/>
           <w:sz w:val="20"/>
         </w:rPr>
-        <w:t xml:space="preserve">9. </w:t>
+        <w:t xml:space="preserve">9.  </w:t>
       </w:r>
       <w:r>
         <w:rPr>
           <w:rFonts w:ascii="Arial" w:hAnsi="Arial"/>
-          <w:color w:val="333333"/>
           <w:sz w:val="20"/>
         </w:rPr>
         <w:t>Add a dark-themed footer with centered copyright text.</w:t>
@@ -721,8 +734,8 @@
     </w:p>
     <w:p>
       <w:pPr>
-        <w:spacing w:before="40" w:after="60" w:line="276" w:lineRule="auto"/>
-        <w:ind w:left="360"/>
+        <w:spacing w:before="40" w:after="40" w:line="276" w:lineRule="auto"/>
+        <w:ind w:left="288"/>
       </w:pPr>
       <w:r>
         <w:rPr>
@@ -730,12 +743,11 @@
           <w:b/>
           <w:sz w:val="20"/>
         </w:rPr>
-        <w:t xml:space="preserve">10. </w:t>
+        <w:t xml:space="preserve">10.  </w:t>
       </w:r>
       <w:r>
         <w:rPr>
           <w:rFonts w:ascii="Arial" w:hAnsi="Arial"/>
-          <w:color w:val="333333"/>
           <w:sz w:val="20"/>
         </w:rPr>
         <w:t>Open in Google Chrome and verify canvas rendering, gradient fidelity, and interactive hover effects.</w:t>
@@ -743,9 +755,9 @@
     </w:p>
     <w:p>
       <w:pPr>
-        <w:spacing w:before="120" w:after="120"/>
+        <w:spacing w:before="80" w:after="80"/>
         <w:pBdr>
-          <w:bottom w:val="single" w:sz="6" w:space="1" w:color="D0D0D0"/>
+          <w:bottom w:val="single" w:sz="6" w:space="1" w:color="CCCCCC"/>
         </w:pBdr>
       </w:pPr>
     </w:p>
@@ -757,13 +769,13 @@
     <w:p>
       <w:pPr>
         <w:keepNext/>
-        <w:spacing w:before="240" w:after="80"/>
+        <w:spacing w:before="160" w:after="60"/>
       </w:pPr>
       <w:r>
         <w:rPr>
           <w:rFonts w:ascii="Arial" w:hAnsi="Arial"/>
           <w:b/>
-          <w:color w:val="111111"/>
+          <w:color w:val="000000"/>
           <w:sz w:val="26"/>
         </w:rPr>
         <w:t>6. PROGRAM</w:t>
@@ -772,14 +784,14 @@
     <w:p>
       <w:pPr>
         <w:keepNext/>
-        <w:spacing w:before="160" w:after="60"/>
+        <w:spacing w:before="120" w:after="60"/>
       </w:pPr>
       <w:r>
         <w:rPr>
           <w:rFonts w:ascii="Arial" w:hAnsi="Arial"/>
           <w:b/>
           <w:i/>
-          <w:color w:val="222222"/>
+          <w:color w:val="111111"/>
           <w:sz w:val="20"/>
         </w:rPr>
         <w:t>my-styled-webpage.html - Part 1 (Lines 1-80)</w:t>
@@ -801,10 +813,10 @@
             <w:tcW w:type="dxa" w:w="9792"/>
             <w:shd w:fill="1E1E1E"/>
             <w:tcMar>
-              <w:top w:w="140" w:type="dxa"/>
-              <w:bottom w:w="140" w:type="dxa"/>
-              <w:left w:w="180" w:type="dxa"/>
-              <w:right w:w="180" w:type="dxa"/>
+              <w:top w:w="120" w:type="dxa"/>
+              <w:bottom w:w="120" w:type="dxa"/>
+              <w:left w:w="150" w:type="dxa"/>
+              <w:right w:w="150" w:type="dxa"/>
             </w:tcMar>
           </w:tcPr>
           <w:p>
@@ -973,14 +985,14 @@
     <w:p>
       <w:pPr>
         <w:keepNext/>
-        <w:spacing w:before="160" w:after="60"/>
+        <w:spacing w:before="120" w:after="60"/>
       </w:pPr>
       <w:r>
         <w:rPr>
           <w:rFonts w:ascii="Arial" w:hAnsi="Arial"/>
           <w:b/>
           <w:i/>
-          <w:color w:val="222222"/>
+          <w:color w:val="111111"/>
           <w:sz w:val="20"/>
         </w:rPr>
         <w:t>my-styled-webpage.html - Part 2 (Lines 81-220)</w:t>
@@ -1002,10 +1014,10 @@
             <w:tcW w:type="dxa" w:w="9792"/>
             <w:shd w:fill="1E1E1E"/>
             <w:tcMar>
-              <w:top w:w="140" w:type="dxa"/>
-              <w:bottom w:w="140" w:type="dxa"/>
-              <w:left w:w="180" w:type="dxa"/>
-              <w:right w:w="180" w:type="dxa"/>
+              <w:top w:w="120" w:type="dxa"/>
+              <w:bottom w:w="120" w:type="dxa"/>
+              <w:left w:w="150" w:type="dxa"/>
+              <w:right w:w="150" w:type="dxa"/>
             </w:tcMar>
           </w:tcPr>
           <w:p>
@@ -1286,9 +1298,9 @@
     </w:tbl>
     <w:p>
       <w:pPr>
-        <w:spacing w:before="120" w:after="120"/>
+        <w:spacing w:before="80" w:after="80"/>
         <w:pBdr>
-          <w:bottom w:val="single" w:sz="6" w:space="1" w:color="D0D0D0"/>
+          <w:bottom w:val="single" w:sz="6" w:space="1" w:color="CCCCCC"/>
         </w:pBdr>
       </w:pPr>
     </w:p>
@@ -1300,13 +1312,13 @@
     <w:p>
       <w:pPr>
         <w:keepNext/>
-        <w:spacing w:before="240" w:after="80"/>
+        <w:spacing w:before="160" w:after="60"/>
       </w:pPr>
       <w:r>
         <w:rPr>
           <w:rFonts w:ascii="Arial" w:hAnsi="Arial"/>
           <w:b/>
-          <w:color w:val="111111"/>
+          <w:color w:val="000000"/>
           <w:sz w:val="26"/>
         </w:rPr>
         <w:t>7. CODE EXPLANATION</w:t>
@@ -1337,10 +1349,10 @@
             <w:tcW w:type="dxa" w:w="3168"/>
             <w:shd w:fill="F2F2F2"/>
             <w:tcMar>
-              <w:top w:w="100" w:type="dxa"/>
-              <w:bottom w:w="100" w:type="dxa"/>
-              <w:left w:w="120" w:type="dxa"/>
-              <w:right w:w="120" w:type="dxa"/>
+              <w:top w:w="80" w:type="dxa"/>
+              <w:bottom w:w="80" w:type="dxa"/>
+              <w:left w:w="100" w:type="dxa"/>
+              <w:right w:w="100" w:type="dxa"/>
             </w:tcMar>
           </w:tcPr>
           <w:p>
@@ -1348,7 +1360,6 @@
               <w:rPr>
                 <w:rFonts w:ascii="Arial" w:hAnsi="Arial"/>
                 <w:b/>
-                <w:color w:val="111111"/>
                 <w:sz w:val="19"/>
               </w:rPr>
               <w:t>CSS / Canvas Property</w:t>
@@ -1360,10 +1371,10 @@
             <w:tcW w:type="dxa" w:w="6624"/>
             <w:shd w:fill="F2F2F2"/>
             <w:tcMar>
-              <w:top w:w="100" w:type="dxa"/>
-              <w:bottom w:w="100" w:type="dxa"/>
-              <w:left w:w="120" w:type="dxa"/>
-              <w:right w:w="120" w:type="dxa"/>
+              <w:top w:w="80" w:type="dxa"/>
+              <w:bottom w:w="80" w:type="dxa"/>
+              <w:left w:w="100" w:type="dxa"/>
+              <w:right w:w="100" w:type="dxa"/>
             </w:tcMar>
           </w:tcPr>
           <w:p>
@@ -1371,7 +1382,6 @@
               <w:rPr>
                 <w:rFonts w:ascii="Arial" w:hAnsi="Arial"/>
                 <w:b/>
-                <w:color w:val="111111"/>
                 <w:sz w:val="19"/>
               </w:rPr>
               <w:t>Explanation</w:t>
@@ -1384,17 +1394,18 @@
           <w:tcPr>
             <w:tcW w:type="dxa" w:w="3168"/>
             <w:tcMar>
-              <w:top w:w="80" w:type="dxa"/>
-              <w:bottom w:w="80" w:type="dxa"/>
-              <w:left w:w="120" w:type="dxa"/>
-              <w:right w:w="120" w:type="dxa"/>
+              <w:top w:w="60" w:type="dxa"/>
+              <w:bottom w:w="60" w:type="dxa"/>
+              <w:left w:w="100" w:type="dxa"/>
+              <w:right w:w="100" w:type="dxa"/>
             </w:tcMar>
           </w:tcPr>
           <w:p>
             <w:r>
               <w:rPr>
-                <w:rFonts w:ascii="Arial" w:hAnsi="Arial"/>
-                <w:color w:val="333333"/>
+                <w:rFonts w:ascii="Consolas" w:hAnsi="Consolas"/>
+                <w:b/>
+                <w:color w:val="1F4E79"/>
                 <w:sz w:val="18"/>
               </w:rPr>
               <w:t>&lt;canvas&gt;</w:t>
@@ -1405,17 +1416,16 @@
           <w:tcPr>
             <w:tcW w:type="dxa" w:w="6624"/>
             <w:tcMar>
-              <w:top w:w="80" w:type="dxa"/>
-              <w:bottom w:w="80" w:type="dxa"/>
-              <w:left w:w="120" w:type="dxa"/>
-              <w:right w:w="120" w:type="dxa"/>
+              <w:top w:w="60" w:type="dxa"/>
+              <w:bottom w:w="60" w:type="dxa"/>
+              <w:left w:w="100" w:type="dxa"/>
+              <w:right w:w="100" w:type="dxa"/>
             </w:tcMar>
           </w:tcPr>
           <w:p>
             <w:r>
               <w:rPr>
                 <w:rFonts w:ascii="Arial" w:hAnsi="Arial"/>
-                <w:color w:val="333333"/>
                 <w:sz w:val="18"/>
               </w:rPr>
               <w:t>HTML5 element providing a scriptable bitmap drawing surface.</w:t>
@@ -1428,17 +1438,18 @@
           <w:tcPr>
             <w:tcW w:type="dxa" w:w="3168"/>
             <w:tcMar>
-              <w:top w:w="80" w:type="dxa"/>
-              <w:bottom w:w="80" w:type="dxa"/>
-              <w:left w:w="120" w:type="dxa"/>
-              <w:right w:w="120" w:type="dxa"/>
+              <w:top w:w="60" w:type="dxa"/>
+              <w:bottom w:w="60" w:type="dxa"/>
+              <w:left w:w="100" w:type="dxa"/>
+              <w:right w:w="100" w:type="dxa"/>
             </w:tcMar>
           </w:tcPr>
           <w:p>
             <w:r>
               <w:rPr>
-                <w:rFonts w:ascii="Arial" w:hAnsi="Arial"/>
-                <w:color w:val="333333"/>
+                <w:rFonts w:ascii="Consolas" w:hAnsi="Consolas"/>
+                <w:b/>
+                <w:color w:val="1F4E79"/>
                 <w:sz w:val="18"/>
               </w:rPr>
               <w:t>getContext('2d')</w:t>
@@ -1449,17 +1460,16 @@
           <w:tcPr>
             <w:tcW w:type="dxa" w:w="6624"/>
             <w:tcMar>
-              <w:top w:w="80" w:type="dxa"/>
-              <w:bottom w:w="80" w:type="dxa"/>
-              <w:left w:w="120" w:type="dxa"/>
-              <w:right w:w="120" w:type="dxa"/>
+              <w:top w:w="60" w:type="dxa"/>
+              <w:bottom w:w="60" w:type="dxa"/>
+              <w:left w:w="100" w:type="dxa"/>
+              <w:right w:w="100" w:type="dxa"/>
             </w:tcMar>
           </w:tcPr>
           <w:p>
             <w:r>
               <w:rPr>
                 <w:rFonts w:ascii="Arial" w:hAnsi="Arial"/>
-                <w:color w:val="333333"/>
                 <w:sz w:val="18"/>
               </w:rPr>
               <w:t>Returns a 2D rendering context providing methods for drawing shapes and text.</w:t>
@@ -1472,17 +1482,18 @@
           <w:tcPr>
             <w:tcW w:type="dxa" w:w="3168"/>
             <w:tcMar>
-              <w:top w:w="80" w:type="dxa"/>
-              <w:bottom w:w="80" w:type="dxa"/>
-              <w:left w:w="120" w:type="dxa"/>
-              <w:right w:w="120" w:type="dxa"/>
+              <w:top w:w="60" w:type="dxa"/>
+              <w:bottom w:w="60" w:type="dxa"/>
+              <w:left w:w="100" w:type="dxa"/>
+              <w:right w:w="100" w:type="dxa"/>
             </w:tcMar>
           </w:tcPr>
           <w:p>
             <w:r>
               <w:rPr>
-                <w:rFonts w:ascii="Arial" w:hAnsi="Arial"/>
-                <w:color w:val="333333"/>
+                <w:rFonts w:ascii="Consolas" w:hAnsi="Consolas"/>
+                <w:b/>
+                <w:color w:val="1F4E79"/>
                 <w:sz w:val="18"/>
               </w:rPr>
               <w:t>fillRect() / strokeRect()</w:t>
@@ -1493,17 +1504,16 @@
           <w:tcPr>
             <w:tcW w:type="dxa" w:w="6624"/>
             <w:tcMar>
-              <w:top w:w="80" w:type="dxa"/>
-              <w:bottom w:w="80" w:type="dxa"/>
-              <w:left w:w="120" w:type="dxa"/>
-              <w:right w:w="120" w:type="dxa"/>
+              <w:top w:w="60" w:type="dxa"/>
+              <w:bottom w:w="60" w:type="dxa"/>
+              <w:left w:w="100" w:type="dxa"/>
+              <w:right w:w="100" w:type="dxa"/>
             </w:tcMar>
           </w:tcPr>
           <w:p>
             <w:r>
               <w:rPr>
                 <w:rFonts w:ascii="Arial" w:hAnsi="Arial"/>
-                <w:color w:val="333333"/>
                 <w:sz w:val="18"/>
               </w:rPr>
               <w:t>Draws filled and outlined rectangles with specified dimensions.</w:t>
@@ -1516,17 +1526,18 @@
           <w:tcPr>
             <w:tcW w:type="dxa" w:w="3168"/>
             <w:tcMar>
-              <w:top w:w="80" w:type="dxa"/>
-              <w:bottom w:w="80" w:type="dxa"/>
-              <w:left w:w="120" w:type="dxa"/>
-              <w:right w:w="120" w:type="dxa"/>
+              <w:top w:w="60" w:type="dxa"/>
+              <w:bottom w:w="60" w:type="dxa"/>
+              <w:left w:w="100" w:type="dxa"/>
+              <w:right w:w="100" w:type="dxa"/>
             </w:tcMar>
           </w:tcPr>
           <w:p>
             <w:r>
               <w:rPr>
-                <w:rFonts w:ascii="Arial" w:hAnsi="Arial"/>
-                <w:color w:val="333333"/>
+                <w:rFonts w:ascii="Consolas" w:hAnsi="Consolas"/>
+                <w:b/>
+                <w:color w:val="1F4E79"/>
                 <w:sz w:val="18"/>
               </w:rPr>
               <w:t>arc(x, y, r, s, e)</w:t>
@@ -1537,17 +1548,16 @@
           <w:tcPr>
             <w:tcW w:type="dxa" w:w="6624"/>
             <w:tcMar>
-              <w:top w:w="80" w:type="dxa"/>
-              <w:bottom w:w="80" w:type="dxa"/>
-              <w:left w:w="120" w:type="dxa"/>
-              <w:right w:w="120" w:type="dxa"/>
+              <w:top w:w="60" w:type="dxa"/>
+              <w:bottom w:w="60" w:type="dxa"/>
+              <w:left w:w="100" w:type="dxa"/>
+              <w:right w:w="100" w:type="dxa"/>
             </w:tcMar>
           </w:tcPr>
           <w:p>
             <w:r>
               <w:rPr>
                 <w:rFonts w:ascii="Arial" w:hAnsi="Arial"/>
-                <w:color w:val="333333"/>
                 <w:sz w:val="18"/>
               </w:rPr>
               <w:t>Creates a circular arc path centered at (x, y) with radius r.</w:t>
@@ -1560,17 +1570,18 @@
           <w:tcPr>
             <w:tcW w:type="dxa" w:w="3168"/>
             <w:tcMar>
-              <w:top w:w="80" w:type="dxa"/>
-              <w:bottom w:w="80" w:type="dxa"/>
-              <w:left w:w="120" w:type="dxa"/>
-              <w:right w:w="120" w:type="dxa"/>
+              <w:top w:w="60" w:type="dxa"/>
+              <w:bottom w:w="60" w:type="dxa"/>
+              <w:left w:w="100" w:type="dxa"/>
+              <w:right w:w="100" w:type="dxa"/>
             </w:tcMar>
           </w:tcPr>
           <w:p>
             <w:r>
               <w:rPr>
-                <w:rFonts w:ascii="Arial" w:hAnsi="Arial"/>
-                <w:color w:val="333333"/>
+                <w:rFonts w:ascii="Consolas" w:hAnsi="Consolas"/>
+                <w:b/>
+                <w:color w:val="1F4E79"/>
                 <w:sz w:val="18"/>
               </w:rPr>
               <w:t>moveTo() / lineTo()</w:t>
@@ -1581,17 +1592,16 @@
           <w:tcPr>
             <w:tcW w:type="dxa" w:w="6624"/>
             <w:tcMar>
-              <w:top w:w="80" w:type="dxa"/>
-              <w:bottom w:w="80" w:type="dxa"/>
-              <w:left w:w="120" w:type="dxa"/>
-              <w:right w:w="120" w:type="dxa"/>
+              <w:top w:w="60" w:type="dxa"/>
+              <w:bottom w:w="60" w:type="dxa"/>
+              <w:left w:w="100" w:type="dxa"/>
+              <w:right w:w="100" w:type="dxa"/>
             </w:tcMar>
           </w:tcPr>
           <w:p>
             <w:r>
               <w:rPr>
                 <w:rFonts w:ascii="Arial" w:hAnsi="Arial"/>
-                <w:color w:val="333333"/>
                 <w:sz w:val="18"/>
               </w:rPr>
               <w:t>Defines path coordinates for drawing line segments.</w:t>
@@ -1604,17 +1614,18 @@
           <w:tcPr>
             <w:tcW w:type="dxa" w:w="3168"/>
             <w:tcMar>
-              <w:top w:w="80" w:type="dxa"/>
-              <w:bottom w:w="80" w:type="dxa"/>
-              <w:left w:w="120" w:type="dxa"/>
-              <w:right w:w="120" w:type="dxa"/>
+              <w:top w:w="60" w:type="dxa"/>
+              <w:bottom w:w="60" w:type="dxa"/>
+              <w:left w:w="100" w:type="dxa"/>
+              <w:right w:w="100" w:type="dxa"/>
             </w:tcMar>
           </w:tcPr>
           <w:p>
             <w:r>
               <w:rPr>
-                <w:rFonts w:ascii="Arial" w:hAnsi="Arial"/>
-                <w:color w:val="333333"/>
+                <w:rFonts w:ascii="Consolas" w:hAnsi="Consolas"/>
+                <w:b/>
+                <w:color w:val="1F4E79"/>
                 <w:sz w:val="18"/>
               </w:rPr>
               <w:t>fillText()</w:t>
@@ -1625,17 +1636,16 @@
           <w:tcPr>
             <w:tcW w:type="dxa" w:w="6624"/>
             <w:tcMar>
-              <w:top w:w="80" w:type="dxa"/>
-              <w:bottom w:w="80" w:type="dxa"/>
-              <w:left w:w="120" w:type="dxa"/>
-              <w:right w:w="120" w:type="dxa"/>
+              <w:top w:w="60" w:type="dxa"/>
+              <w:bottom w:w="60" w:type="dxa"/>
+              <w:left w:w="100" w:type="dxa"/>
+              <w:right w:w="100" w:type="dxa"/>
             </w:tcMar>
           </w:tcPr>
           <w:p>
             <w:r>
               <w:rPr>
                 <w:rFonts w:ascii="Arial" w:hAnsi="Arial"/>
-                <w:color w:val="333333"/>
                 <w:sz w:val="18"/>
               </w:rPr>
               <w:t>Renders text strings on canvas with custom font family and weight.</w:t>
@@ -1643,302 +1653,33 @@
           </w:p>
         </w:tc>
       </w:tr>
-      <w:tr>
-        <w:tc>
-          <w:tcPr>
-            <w:tcW w:type="dxa" w:w="3168"/>
-            <w:tcMar>
-              <w:top w:w="80" w:type="dxa"/>
-              <w:bottom w:w="80" w:type="dxa"/>
-              <w:left w:w="120" w:type="dxa"/>
-              <w:right w:w="120" w:type="dxa"/>
-            </w:tcMar>
-          </w:tcPr>
-          <w:p>
-            <w:r>
-              <w:rPr>
-                <w:rFonts w:ascii="Arial" w:hAnsi="Arial"/>
-                <w:color w:val="333333"/>
-                <w:sz w:val="18"/>
-              </w:rPr>
-              <w:t>linear-gradient()</w:t>
-            </w:r>
-          </w:p>
-        </w:tc>
-        <w:tc>
-          <w:tcPr>
-            <w:tcW w:type="dxa" w:w="6624"/>
-            <w:tcMar>
-              <w:top w:w="80" w:type="dxa"/>
-              <w:bottom w:w="80" w:type="dxa"/>
-              <w:left w:w="120" w:type="dxa"/>
-              <w:right w:w="120" w:type="dxa"/>
-            </w:tcMar>
-          </w:tcPr>
-          <w:p>
-            <w:r>
-              <w:rPr>
-                <w:rFonts w:ascii="Arial" w:hAnsi="Arial"/>
-                <w:color w:val="333333"/>
-                <w:sz w:val="18"/>
-              </w:rPr>
-              <w:t>Creates a smooth color transition gradient across an element's background.</w:t>
-            </w:r>
-          </w:p>
-        </w:tc>
-      </w:tr>
-      <w:tr>
-        <w:tc>
-          <w:tcPr>
-            <w:tcW w:type="dxa" w:w="3168"/>
-            <w:tcMar>
-              <w:top w:w="80" w:type="dxa"/>
-              <w:bottom w:w="80" w:type="dxa"/>
-              <w:left w:w="120" w:type="dxa"/>
-              <w:right w:w="120" w:type="dxa"/>
-            </w:tcMar>
-          </w:tcPr>
-          <w:p>
-            <w:r>
-              <w:rPr>
-                <w:rFonts w:ascii="Arial" w:hAnsi="Arial"/>
-                <w:color w:val="333333"/>
-                <w:sz w:val="18"/>
-              </w:rPr>
-              <w:t>text-shadow</w:t>
-            </w:r>
-          </w:p>
-        </w:tc>
-        <w:tc>
-          <w:tcPr>
-            <w:tcW w:type="dxa" w:w="6624"/>
-            <w:tcMar>
-              <w:top w:w="80" w:type="dxa"/>
-              <w:bottom w:w="80" w:type="dxa"/>
-              <w:left w:w="120" w:type="dxa"/>
-              <w:right w:w="120" w:type="dxa"/>
-            </w:tcMar>
-          </w:tcPr>
-          <w:p>
-            <w:r>
-              <w:rPr>
-                <w:rFonts w:ascii="Arial" w:hAnsi="Arial"/>
-                <w:color w:val="333333"/>
-                <w:sz w:val="18"/>
-              </w:rPr>
-              <w:t>Adds soft drop shadows to heading text for high contrast.</w:t>
-            </w:r>
-          </w:p>
-        </w:tc>
-      </w:tr>
-      <w:tr>
-        <w:tc>
-          <w:tcPr>
-            <w:tcW w:type="dxa" w:w="3168"/>
-            <w:tcMar>
-              <w:top w:w="80" w:type="dxa"/>
-              <w:bottom w:w="80" w:type="dxa"/>
-              <w:left w:w="120" w:type="dxa"/>
-              <w:right w:w="120" w:type="dxa"/>
-            </w:tcMar>
-          </w:tcPr>
-          <w:p>
-            <w:r>
-              <w:rPr>
-                <w:rFonts w:ascii="Arial" w:hAnsi="Arial"/>
-                <w:color w:val="333333"/>
-                <w:sz w:val="18"/>
-              </w:rPr>
-              <w:t>box-shadow</w:t>
-            </w:r>
-          </w:p>
-        </w:tc>
-        <w:tc>
-          <w:tcPr>
-            <w:tcW w:type="dxa" w:w="6624"/>
-            <w:tcMar>
-              <w:top w:w="80" w:type="dxa"/>
-              <w:bottom w:w="80" w:type="dxa"/>
-              <w:left w:w="120" w:type="dxa"/>
-              <w:right w:w="120" w:type="dxa"/>
-            </w:tcMar>
-          </w:tcPr>
-          <w:p>
-            <w:r>
-              <w:rPr>
-                <w:rFonts w:ascii="Arial" w:hAnsi="Arial"/>
-                <w:color w:val="333333"/>
-                <w:sz w:val="18"/>
-              </w:rPr>
-              <w:t>Adds elevation shadows to cards and canvas containers.</w:t>
-            </w:r>
-          </w:p>
-        </w:tc>
-      </w:tr>
-      <w:tr>
-        <w:tc>
-          <w:tcPr>
-            <w:tcW w:type="dxa" w:w="3168"/>
-            <w:tcMar>
-              <w:top w:w="80" w:type="dxa"/>
-              <w:bottom w:w="80" w:type="dxa"/>
-              <w:left w:w="120" w:type="dxa"/>
-              <w:right w:w="120" w:type="dxa"/>
-            </w:tcMar>
-          </w:tcPr>
-          <w:p>
-            <w:r>
-              <w:rPr>
-                <w:rFonts w:ascii="Arial" w:hAnsi="Arial"/>
-                <w:color w:val="333333"/>
-                <w:sz w:val="18"/>
-              </w:rPr>
-              <w:t>border-radius</w:t>
-            </w:r>
-          </w:p>
-        </w:tc>
-        <w:tc>
-          <w:tcPr>
-            <w:tcW w:type="dxa" w:w="6624"/>
-            <w:tcMar>
-              <w:top w:w="80" w:type="dxa"/>
-              <w:bottom w:w="80" w:type="dxa"/>
-              <w:left w:w="120" w:type="dxa"/>
-              <w:right w:w="120" w:type="dxa"/>
-            </w:tcMar>
-          </w:tcPr>
-          <w:p>
-            <w:r>
-              <w:rPr>
-                <w:rFonts w:ascii="Arial" w:hAnsi="Arial"/>
-                <w:color w:val="333333"/>
-                <w:sz w:val="18"/>
-              </w:rPr>
-              <w:t>Rounds the outer border corners of cards and buttons.</w:t>
-            </w:r>
-          </w:p>
-        </w:tc>
-      </w:tr>
-      <w:tr>
-        <w:tc>
-          <w:tcPr>
-            <w:tcW w:type="dxa" w:w="3168"/>
-            <w:tcMar>
-              <w:top w:w="80" w:type="dxa"/>
-              <w:bottom w:w="80" w:type="dxa"/>
-              <w:left w:w="120" w:type="dxa"/>
-              <w:right w:w="120" w:type="dxa"/>
-            </w:tcMar>
-          </w:tcPr>
-          <w:p>
-            <w:r>
-              <w:rPr>
-                <w:rFonts w:ascii="Arial" w:hAnsi="Arial"/>
-                <w:color w:val="333333"/>
-                <w:sz w:val="18"/>
-              </w:rPr>
-              <w:t>display: flex</w:t>
-            </w:r>
-          </w:p>
-        </w:tc>
-        <w:tc>
-          <w:tcPr>
-            <w:tcW w:type="dxa" w:w="6624"/>
-            <w:tcMar>
-              <w:top w:w="80" w:type="dxa"/>
-              <w:bottom w:w="80" w:type="dxa"/>
-              <w:left w:w="120" w:type="dxa"/>
-              <w:right w:w="120" w:type="dxa"/>
-            </w:tcMar>
-          </w:tcPr>
-          <w:p>
-            <w:r>
-              <w:rPr>
-                <w:rFonts w:ascii="Arial" w:hAnsi="Arial"/>
-                <w:color w:val="333333"/>
-                <w:sz w:val="18"/>
-              </w:rPr>
-              <w:t>Establishes a flex container for responsive card distribution.</w:t>
-            </w:r>
-          </w:p>
-        </w:tc>
-      </w:tr>
-      <w:tr>
-        <w:tc>
-          <w:tcPr>
-            <w:tcW w:type="dxa" w:w="3168"/>
-            <w:tcMar>
-              <w:top w:w="80" w:type="dxa"/>
-              <w:bottom w:w="80" w:type="dxa"/>
-              <w:left w:w="120" w:type="dxa"/>
-              <w:right w:w="120" w:type="dxa"/>
-            </w:tcMar>
-          </w:tcPr>
-          <w:p>
-            <w:r>
-              <w:rPr>
-                <w:rFonts w:ascii="Arial" w:hAnsi="Arial"/>
-                <w:color w:val="333333"/>
-                <w:sz w:val="18"/>
-              </w:rPr>
-              <w:t>:hover</w:t>
-            </w:r>
-          </w:p>
-        </w:tc>
-        <w:tc>
-          <w:tcPr>
-            <w:tcW w:type="dxa" w:w="6624"/>
-            <w:tcMar>
-              <w:top w:w="80" w:type="dxa"/>
-              <w:bottom w:w="80" w:type="dxa"/>
-              <w:left w:w="120" w:type="dxa"/>
-              <w:right w:w="120" w:type="dxa"/>
-            </w:tcMar>
-          </w:tcPr>
-          <w:p>
-            <w:r>
-              <w:rPr>
-                <w:rFonts w:ascii="Arial" w:hAnsi="Arial"/>
-                <w:color w:val="333333"/>
-                <w:sz w:val="18"/>
-              </w:rPr>
-              <w:t>Pseudo-class applying dynamic color shifts upon pointer hover.</w:t>
-            </w:r>
-          </w:p>
-        </w:tc>
-      </w:tr>
     </w:tbl>
     <w:p>
       <w:pPr>
-        <w:spacing w:after="80"/>
-      </w:pPr>
-    </w:p>
-    <w:p>
-      <w:pPr>
-        <w:spacing w:before="120" w:after="120"/>
+        <w:spacing w:before="80" w:after="80"/>
         <w:pBdr>
-          <w:bottom w:val="single" w:sz="6" w:space="1" w:color="D0D0D0"/>
+          <w:bottom w:val="single" w:sz="6" w:space="1" w:color="CCCCCC"/>
         </w:pBdr>
       </w:pPr>
     </w:p>
     <w:p>
       <w:pPr>
         <w:keepNext/>
-        <w:spacing w:before="240" w:after="80"/>
+        <w:spacing w:before="160" w:after="60"/>
       </w:pPr>
       <w:r>
         <w:rPr>
           <w:rFonts w:ascii="Arial" w:hAnsi="Arial"/>
           <w:b/>
-          <w:color w:val="111111"/>
+          <w:color w:val="000000"/>
           <w:sz w:val="26"/>
         </w:rPr>
-        <w:t>8. TEST CASES AND EXECUTION DATA</w:t>
+        <w:t>8. TEST CASES AND EXECUTION DATA (WITH RELEVANT SCREENSHOTS)</w:t>
       </w:r>
     </w:p>
     <w:p>
       <w:pPr>
-        <w:spacing w:before="40" w:after="80" w:line="276" w:lineRule="auto"/>
+        <w:spacing w:before="40" w:after="60" w:line="276" w:lineRule="auto"/>
       </w:pPr>
       <w:r>
         <w:rPr>
@@ -1946,7 +1687,7 @@
           <w:color w:val="333333"/>
           <w:sz w:val="20"/>
         </w:rPr>
-        <w:t>The following test suite was executed in Google Chrome to verify canvas drawing and CSS3 styling behaviors:</w:t>
+        <w:t>The test suite below documents verified execution in Chrome, including 1 negative test case demonstrating an invalid API request failure:</w:t>
       </w:r>
     </w:p>
     <w:tbl>
@@ -1965,22 +1706,23 @@
         </w:tblBorders>
       </w:tblPr>
       <w:tblGrid>
-        <w:gridCol w:w="2016"/>
-        <w:gridCol w:w="2016"/>
-        <w:gridCol w:w="2016"/>
-        <w:gridCol w:w="2016"/>
-        <w:gridCol w:w="2016"/>
+        <w:gridCol w:w="1680"/>
+        <w:gridCol w:w="1680"/>
+        <w:gridCol w:w="1680"/>
+        <w:gridCol w:w="1680"/>
+        <w:gridCol w:w="1680"/>
+        <w:gridCol w:w="1680"/>
       </w:tblGrid>
       <w:tr>
         <w:tc>
           <w:tcPr>
-            <w:tcW w:type="dxa" w:w="1152"/>
+            <w:tcW w:type="dxa" w:w="864"/>
             <w:shd w:fill="F2F2F2"/>
             <w:tcMar>
-              <w:top w:w="100" w:type="dxa"/>
-              <w:bottom w:w="100" w:type="dxa"/>
-              <w:left w:w="120" w:type="dxa"/>
-              <w:right w:w="120" w:type="dxa"/>
+              <w:top w:w="80" w:type="dxa"/>
+              <w:bottom w:w="80" w:type="dxa"/>
+              <w:left w:w="80" w:type="dxa"/>
+              <w:right w:w="80" w:type="dxa"/>
             </w:tcMar>
           </w:tcPr>
           <w:p>
@@ -1988,8 +1730,7 @@
               <w:rPr>
                 <w:rFonts w:ascii="Arial" w:hAnsi="Arial"/>
                 <w:b/>
-                <w:color w:val="111111"/>
-                <w:sz w:val="19"/>
+                <w:sz w:val="17"/>
               </w:rPr>
               <w:t>TC ID</w:t>
             </w:r>
@@ -1997,13 +1738,13 @@
         </w:tc>
         <w:tc>
           <w:tcPr>
-            <w:tcW w:type="dxa" w:w="2304"/>
+            <w:tcW w:type="dxa" w:w="1584"/>
             <w:shd w:fill="F2F2F2"/>
             <w:tcMar>
-              <w:top w:w="100" w:type="dxa"/>
-              <w:bottom w:w="100" w:type="dxa"/>
-              <w:left w:w="120" w:type="dxa"/>
-              <w:right w:w="120" w:type="dxa"/>
+              <w:top w:w="80" w:type="dxa"/>
+              <w:bottom w:w="80" w:type="dxa"/>
+              <w:left w:w="80" w:type="dxa"/>
+              <w:right w:w="80" w:type="dxa"/>
             </w:tcMar>
           </w:tcPr>
           <w:p>
@@ -2011,8 +1752,7 @@
               <w:rPr>
                 <w:rFonts w:ascii="Arial" w:hAnsi="Arial"/>
                 <w:b/>
-                <w:color w:val="111111"/>
-                <w:sz w:val="19"/>
+                <w:sz w:val="17"/>
               </w:rPr>
               <w:t>Test Description</w:t>
             </w:r>
@@ -2020,13 +1760,13 @@
         </w:tc>
         <w:tc>
           <w:tcPr>
-            <w:tcW w:type="dxa" w:w="2592"/>
+            <w:tcW w:type="dxa" w:w="1584"/>
             <w:shd w:fill="F2F2F2"/>
             <w:tcMar>
-              <w:top w:w="100" w:type="dxa"/>
-              <w:bottom w:w="100" w:type="dxa"/>
-              <w:left w:w="120" w:type="dxa"/>
-              <w:right w:w="120" w:type="dxa"/>
+              <w:top w:w="80" w:type="dxa"/>
+              <w:bottom w:w="80" w:type="dxa"/>
+              <w:left w:w="80" w:type="dxa"/>
+              <w:right w:w="80" w:type="dxa"/>
             </w:tcMar>
           </w:tcPr>
           <w:p>
@@ -2034,10 +1774,31 @@
               <w:rPr>
                 <w:rFonts w:ascii="Arial" w:hAnsi="Arial"/>
                 <w:b/>
-                <w:color w:val="111111"/>
-                <w:sz w:val="19"/>
+                <w:sz w:val="17"/>
               </w:rPr>
               <w:t>Input / Action</w:t>
+            </w:r>
+          </w:p>
+        </w:tc>
+        <w:tc>
+          <w:tcPr>
+            <w:tcW w:type="dxa" w:w="2016"/>
+            <w:shd w:fill="F2F2F2"/>
+            <w:tcMar>
+              <w:top w:w="80" w:type="dxa"/>
+              <w:bottom w:w="80" w:type="dxa"/>
+              <w:left w:w="80" w:type="dxa"/>
+              <w:right w:w="80" w:type="dxa"/>
+            </w:tcMar>
+          </w:tcPr>
+          <w:p>
+            <w:r>
+              <w:rPr>
+                <w:rFonts w:ascii="Arial" w:hAnsi="Arial"/>
+                <w:b/>
+                <w:sz w:val="17"/>
+              </w:rPr>
+              <w:t>Expected Result</w:t>
             </w:r>
           </w:p>
         </w:tc>
@@ -2046,10 +1807,10 @@
             <w:tcW w:type="dxa" w:w="2880"/>
             <w:shd w:fill="F2F2F2"/>
             <w:tcMar>
-              <w:top w:w="100" w:type="dxa"/>
-              <w:bottom w:w="100" w:type="dxa"/>
-              <w:left w:w="120" w:type="dxa"/>
-              <w:right w:w="120" w:type="dxa"/>
+              <w:top w:w="80" w:type="dxa"/>
+              <w:bottom w:w="80" w:type="dxa"/>
+              <w:left w:w="80" w:type="dxa"/>
+              <w:right w:w="80" w:type="dxa"/>
             </w:tcMar>
           </w:tcPr>
           <w:p>
@@ -2057,10 +1818,9 @@
               <w:rPr>
                 <w:rFonts w:ascii="Arial" w:hAnsi="Arial"/>
                 <w:b/>
-                <w:color w:val="111111"/>
-                <w:sz w:val="19"/>
+                <w:sz w:val="17"/>
               </w:rPr>
-              <w:t>Expected Result</w:t>
+              <w:t>Relevant Execution Screenshot</w:t>
             </w:r>
           </w:p>
         </w:tc>
@@ -2069,10 +1829,10 @@
             <w:tcW w:type="dxa" w:w="864"/>
             <w:shd w:fill="F2F2F2"/>
             <w:tcMar>
-              <w:top w:w="100" w:type="dxa"/>
-              <w:bottom w:w="100" w:type="dxa"/>
-              <w:left w:w="120" w:type="dxa"/>
-              <w:right w:w="120" w:type="dxa"/>
+              <w:top w:w="80" w:type="dxa"/>
+              <w:bottom w:w="80" w:type="dxa"/>
+              <w:left w:w="80" w:type="dxa"/>
+              <w:right w:w="80" w:type="dxa"/>
             </w:tcMar>
           </w:tcPr>
           <w:p>
@@ -2080,8 +1840,7 @@
               <w:rPr>
                 <w:rFonts w:ascii="Arial" w:hAnsi="Arial"/>
                 <w:b/>
-                <w:color w:val="111111"/>
-                <w:sz w:val="19"/>
+                <w:sz w:val="17"/>
               </w:rPr>
               <w:t>Status</w:t>
             </w:r>
@@ -2091,20 +1850,20 @@
       <w:tr>
         <w:tc>
           <w:tcPr>
-            <w:tcW w:type="dxa" w:w="1152"/>
+            <w:tcW w:type="dxa" w:w="864"/>
             <w:tcMar>
-              <w:top w:w="80" w:type="dxa"/>
-              <w:bottom w:w="80" w:type="dxa"/>
-              <w:left w:w="120" w:type="dxa"/>
-              <w:right w:w="120" w:type="dxa"/>
+              <w:top w:w="60" w:type="dxa"/>
+              <w:bottom w:w="60" w:type="dxa"/>
+              <w:left w:w="80" w:type="dxa"/>
+              <w:right w:w="80" w:type="dxa"/>
             </w:tcMar>
           </w:tcPr>
           <w:p>
             <w:r>
               <w:rPr>
                 <w:rFonts w:ascii="Arial" w:hAnsi="Arial"/>
-                <w:color w:val="333333"/>
-                <w:sz w:val="18"/>
+                <w:b/>
+                <w:sz w:val="16"/>
               </w:rPr>
               <w:t>TC-01</w:t>
             </w:r>
@@ -2112,64 +1871,103 @@
         </w:tc>
         <w:tc>
           <w:tcPr>
-            <w:tcW w:type="dxa" w:w="2304"/>
+            <w:tcW w:type="dxa" w:w="1584"/>
             <w:tcMar>
-              <w:top w:w="80" w:type="dxa"/>
-              <w:bottom w:w="80" w:type="dxa"/>
-              <w:left w:w="120" w:type="dxa"/>
-              <w:right w:w="120" w:type="dxa"/>
+              <w:top w:w="60" w:type="dxa"/>
+              <w:bottom w:w="60" w:type="dxa"/>
+              <w:left w:w="80" w:type="dxa"/>
+              <w:right w:w="80" w:type="dxa"/>
             </w:tcMar>
           </w:tcPr>
           <w:p>
             <w:r>
               <w:rPr>
                 <w:rFonts w:ascii="Arial" w:hAnsi="Arial"/>
-                <w:color w:val="333333"/>
-                <w:sz w:val="18"/>
+                <w:sz w:val="16"/>
               </w:rPr>
-              <w:t>Canvas Shape Rendering</w:t>
+              <w:t>Canvas 2D Shape Rendering</w:t>
             </w:r>
           </w:p>
         </w:tc>
         <w:tc>
           <w:tcPr>
-            <w:tcW w:type="dxa" w:w="2592"/>
+            <w:tcW w:type="dxa" w:w="1584"/>
             <w:tcMar>
-              <w:top w:w="80" w:type="dxa"/>
-              <w:bottom w:w="80" w:type="dxa"/>
-              <w:left w:w="120" w:type="dxa"/>
-              <w:right w:w="120" w:type="dxa"/>
+              <w:top w:w="60" w:type="dxa"/>
+              <w:bottom w:w="60" w:type="dxa"/>
+              <w:left w:w="80" w:type="dxa"/>
+              <w:right w:w="80" w:type="dxa"/>
             </w:tcMar>
           </w:tcPr>
           <w:p>
             <w:r>
               <w:rPr>
                 <w:rFonts w:ascii="Arial" w:hAnsi="Arial"/>
-                <w:color w:val="333333"/>
-                <w:sz w:val="18"/>
+                <w:sz w:val="16"/>
               </w:rPr>
-              <w:t>Load page in Chrome</w:t>
+              <w:t>Draw rectangle and path on canvas</w:t>
+            </w:r>
+          </w:p>
+        </w:tc>
+        <w:tc>
+          <w:tcPr>
+            <w:tcW w:type="dxa" w:w="2016"/>
+            <w:tcMar>
+              <w:top w:w="60" w:type="dxa"/>
+              <w:bottom w:w="60" w:type="dxa"/>
+              <w:left w:w="80" w:type="dxa"/>
+              <w:right w:w="80" w:type="dxa"/>
+            </w:tcMar>
+          </w:tcPr>
+          <w:p>
+            <w:r>
+              <w:rPr>
+                <w:rFonts w:ascii="Arial" w:hAnsi="Arial"/>
+                <w:sz w:val="16"/>
+              </w:rPr>
+              <w:t>Shapes render with sharp vectors and colors</w:t>
             </w:r>
           </w:p>
         </w:tc>
         <w:tc>
           <w:tcPr>
             <w:tcW w:type="dxa" w:w="2880"/>
-            <w:tcMar>
-              <w:top w:w="80" w:type="dxa"/>
-              <w:bottom w:w="80" w:type="dxa"/>
-              <w:left w:w="120" w:type="dxa"/>
-              <w:right w:w="120" w:type="dxa"/>
-            </w:tcMar>
           </w:tcPr>
           <w:p>
+            <w:r/>
             <w:r>
-              <w:rPr>
-                <w:rFonts w:ascii="Arial" w:hAnsi="Arial"/>
-                <w:color w:val="333333"/>
-                <w:sz w:val="18"/>
-              </w:rPr>
-              <w:t>Canvas renders blue rectangle, orange circle, line, and 'V S Sravan' text</w:t>
+              <w:drawing>
+                <wp:inline xmlns:a="http://schemas.openxmlformats.org/drawingml/2006/main" xmlns:pic="http://schemas.openxmlformats.org/drawingml/2006/picture">
+                  <wp:extent cx="1691640" cy="196702"/>
+                  <wp:docPr id="1" name="Picture 1"/>
+                  <wp:cNvGraphicFramePr>
+                    <a:graphicFrameLocks noChangeAspect="1"/>
+                  </wp:cNvGraphicFramePr>
+                  <a:graphic>
+                    <a:graphicData uri="http://schemas.openxmlformats.org/drawingml/2006/picture">
+                      <pic:pic>
+                        <pic:nvPicPr>
+                          <pic:cNvPr id="0" name="obs2_tc1.png"/>
+                          <pic:cNvPicPr/>
+                        </pic:nvPicPr>
+                        <pic:blipFill>
+                          <a:blip r:embed="rId9"/>
+                          <a:stretch>
+                            <a:fillRect/>
+                          </a:stretch>
+                        </pic:blipFill>
+                        <pic:spPr>
+                          <a:xfrm>
+                            <a:off x="0" y="0"/>
+                            <a:ext cx="1691640" cy="196702"/>
+                          </a:xfrm>
+                          <a:prstGeom prst="rect"/>
+                        </pic:spPr>
+                      </pic:pic>
+                    </a:graphicData>
+                  </a:graphic>
+                </wp:inline>
+              </w:drawing>
             </w:r>
           </w:p>
         </w:tc>
@@ -2177,10 +1975,10 @@
           <w:tcPr>
             <w:tcW w:type="dxa" w:w="864"/>
             <w:tcMar>
-              <w:top w:w="80" w:type="dxa"/>
-              <w:bottom w:w="80" w:type="dxa"/>
-              <w:left w:w="120" w:type="dxa"/>
-              <w:right w:w="120" w:type="dxa"/>
+              <w:top w:w="60" w:type="dxa"/>
+              <w:bottom w:w="60" w:type="dxa"/>
+              <w:left w:w="80" w:type="dxa"/>
+              <w:right w:w="80" w:type="dxa"/>
             </w:tcMar>
           </w:tcPr>
           <w:p>
@@ -2189,7 +1987,7 @@
                 <w:rFonts w:ascii="Arial" w:hAnsi="Arial"/>
                 <w:b/>
                 <w:color w:val="1B5E20"/>
-                <w:sz w:val="18"/>
+                <w:sz w:val="16"/>
               </w:rPr>
               <w:t>Pass</w:t>
             </w:r>
@@ -2199,20 +1997,20 @@
       <w:tr>
         <w:tc>
           <w:tcPr>
-            <w:tcW w:type="dxa" w:w="1152"/>
+            <w:tcW w:type="dxa" w:w="864"/>
             <w:tcMar>
-              <w:top w:w="80" w:type="dxa"/>
-              <w:bottom w:w="80" w:type="dxa"/>
-              <w:left w:w="120" w:type="dxa"/>
-              <w:right w:w="120" w:type="dxa"/>
+              <w:top w:w="60" w:type="dxa"/>
+              <w:bottom w:w="60" w:type="dxa"/>
+              <w:left w:w="80" w:type="dxa"/>
+              <w:right w:w="80" w:type="dxa"/>
             </w:tcMar>
           </w:tcPr>
           <w:p>
             <w:r>
               <w:rPr>
                 <w:rFonts w:ascii="Arial" w:hAnsi="Arial"/>
-                <w:color w:val="333333"/>
-                <w:sz w:val="18"/>
+                <w:b/>
+                <w:sz w:val="16"/>
               </w:rPr>
               <w:t>TC-02</w:t>
             </w:r>
@@ -2220,64 +2018,103 @@
         </w:tc>
         <w:tc>
           <w:tcPr>
-            <w:tcW w:type="dxa" w:w="2304"/>
+            <w:tcW w:type="dxa" w:w="1584"/>
             <w:tcMar>
-              <w:top w:w="80" w:type="dxa"/>
-              <w:bottom w:w="80" w:type="dxa"/>
-              <w:left w:w="120" w:type="dxa"/>
-              <w:right w:w="120" w:type="dxa"/>
+              <w:top w:w="60" w:type="dxa"/>
+              <w:bottom w:w="60" w:type="dxa"/>
+              <w:left w:w="80" w:type="dxa"/>
+              <w:right w:w="80" w:type="dxa"/>
             </w:tcMar>
           </w:tcPr>
           <w:p>
             <w:r>
               <w:rPr>
                 <w:rFonts w:ascii="Arial" w:hAnsi="Arial"/>
-                <w:color w:val="333333"/>
-                <w:sz w:val="18"/>
+                <w:sz w:val="16"/>
               </w:rPr>
-              <w:t>Gradient Header Display</w:t>
+              <w:t>CSS3 Gradient Banner</w:t>
             </w:r>
           </w:p>
         </w:tc>
         <w:tc>
           <w:tcPr>
-            <w:tcW w:type="dxa" w:w="2592"/>
+            <w:tcW w:type="dxa" w:w="1584"/>
             <w:tcMar>
-              <w:top w:w="80" w:type="dxa"/>
-              <w:bottom w:w="80" w:type="dxa"/>
-              <w:left w:w="120" w:type="dxa"/>
-              <w:right w:w="120" w:type="dxa"/>
+              <w:top w:w="60" w:type="dxa"/>
+              <w:bottom w:w="60" w:type="dxa"/>
+              <w:left w:w="80" w:type="dxa"/>
+              <w:right w:w="80" w:type="dxa"/>
             </w:tcMar>
           </w:tcPr>
           <w:p>
             <w:r>
               <w:rPr>
                 <w:rFonts w:ascii="Arial" w:hAnsi="Arial"/>
-                <w:color w:val="333333"/>
-                <w:sz w:val="18"/>
+                <w:sz w:val="16"/>
               </w:rPr>
-              <w:t>Inspect header banner</w:t>
+              <w:t>Inspect hero container</w:t>
+            </w:r>
+          </w:p>
+        </w:tc>
+        <w:tc>
+          <w:tcPr>
+            <w:tcW w:type="dxa" w:w="2016"/>
+            <w:tcMar>
+              <w:top w:w="60" w:type="dxa"/>
+              <w:bottom w:w="60" w:type="dxa"/>
+              <w:left w:w="80" w:type="dxa"/>
+              <w:right w:w="80" w:type="dxa"/>
+            </w:tcMar>
+          </w:tcPr>
+          <w:p>
+            <w:r>
+              <w:rPr>
+                <w:rFonts w:ascii="Arial" w:hAnsi="Arial"/>
+                <w:sz w:val="16"/>
+              </w:rPr>
+              <w:t>Linear gradient background renders across container</w:t>
             </w:r>
           </w:p>
         </w:tc>
         <w:tc>
           <w:tcPr>
             <w:tcW w:type="dxa" w:w="2880"/>
-            <w:tcMar>
-              <w:top w:w="80" w:type="dxa"/>
-              <w:bottom w:w="80" w:type="dxa"/>
-              <w:left w:w="120" w:type="dxa"/>
-              <w:right w:w="120" w:type="dxa"/>
-            </w:tcMar>
           </w:tcPr>
           <w:p>
+            <w:r/>
             <w:r>
-              <w:rPr>
-                <w:rFonts w:ascii="Arial" w:hAnsi="Arial"/>
-                <w:color w:val="333333"/>
-                <w:sz w:val="18"/>
-              </w:rPr>
-              <w:t>Linear gradient renders from #4a90e2 to #50c9c3 with text shadow</w:t>
+              <w:drawing>
+                <wp:inline xmlns:a="http://schemas.openxmlformats.org/drawingml/2006/main" xmlns:pic="http://schemas.openxmlformats.org/drawingml/2006/picture">
+                  <wp:extent cx="1691640" cy="216373"/>
+                  <wp:docPr id="2" name="Picture 2"/>
+                  <wp:cNvGraphicFramePr>
+                    <a:graphicFrameLocks noChangeAspect="1"/>
+                  </wp:cNvGraphicFramePr>
+                  <a:graphic>
+                    <a:graphicData uri="http://schemas.openxmlformats.org/drawingml/2006/picture">
+                      <pic:pic>
+                        <pic:nvPicPr>
+                          <pic:cNvPr id="0" name="obs2_tc2.png"/>
+                          <pic:cNvPicPr/>
+                        </pic:nvPicPr>
+                        <pic:blipFill>
+                          <a:blip r:embed="rId10"/>
+                          <a:stretch>
+                            <a:fillRect/>
+                          </a:stretch>
+                        </pic:blipFill>
+                        <pic:spPr>
+                          <a:xfrm>
+                            <a:off x="0" y="0"/>
+                            <a:ext cx="1691640" cy="216373"/>
+                          </a:xfrm>
+                          <a:prstGeom prst="rect"/>
+                        </pic:spPr>
+                      </pic:pic>
+                    </a:graphicData>
+                  </a:graphic>
+                </wp:inline>
+              </w:drawing>
             </w:r>
           </w:p>
         </w:tc>
@@ -2285,10 +2122,10 @@
           <w:tcPr>
             <w:tcW w:type="dxa" w:w="864"/>
             <w:tcMar>
-              <w:top w:w="80" w:type="dxa"/>
-              <w:bottom w:w="80" w:type="dxa"/>
-              <w:left w:w="120" w:type="dxa"/>
-              <w:right w:w="120" w:type="dxa"/>
+              <w:top w:w="60" w:type="dxa"/>
+              <w:bottom w:w="60" w:type="dxa"/>
+              <w:left w:w="80" w:type="dxa"/>
+              <w:right w:w="80" w:type="dxa"/>
             </w:tcMar>
           </w:tcPr>
           <w:p>
@@ -2297,7 +2134,7 @@
                 <w:rFonts w:ascii="Arial" w:hAnsi="Arial"/>
                 <w:b/>
                 <w:color w:val="1B5E20"/>
-                <w:sz w:val="18"/>
+                <w:sz w:val="16"/>
               </w:rPr>
               <w:t>Pass</w:t>
             </w:r>
@@ -2307,20 +2144,20 @@
       <w:tr>
         <w:tc>
           <w:tcPr>
-            <w:tcW w:type="dxa" w:w="1152"/>
+            <w:tcW w:type="dxa" w:w="864"/>
             <w:tcMar>
-              <w:top w:w="80" w:type="dxa"/>
-              <w:bottom w:w="80" w:type="dxa"/>
-              <w:left w:w="120" w:type="dxa"/>
-              <w:right w:w="120" w:type="dxa"/>
+              <w:top w:w="60" w:type="dxa"/>
+              <w:bottom w:w="60" w:type="dxa"/>
+              <w:left w:w="80" w:type="dxa"/>
+              <w:right w:w="80" w:type="dxa"/>
             </w:tcMar>
           </w:tcPr>
           <w:p>
             <w:r>
               <w:rPr>
                 <w:rFonts w:ascii="Arial" w:hAnsi="Arial"/>
-                <w:color w:val="333333"/>
-                <w:sz w:val="18"/>
+                <w:b/>
+                <w:sz w:val="16"/>
               </w:rPr>
               <w:t>TC-03</w:t>
             </w:r>
@@ -2328,64 +2165,103 @@
         </w:tc>
         <w:tc>
           <w:tcPr>
-            <w:tcW w:type="dxa" w:w="2304"/>
+            <w:tcW w:type="dxa" w:w="1584"/>
             <w:tcMar>
-              <w:top w:w="80" w:type="dxa"/>
-              <w:bottom w:w="80" w:type="dxa"/>
-              <w:left w:w="120" w:type="dxa"/>
-              <w:right w:w="120" w:type="dxa"/>
+              <w:top w:w="60" w:type="dxa"/>
+              <w:bottom w:w="60" w:type="dxa"/>
+              <w:left w:w="80" w:type="dxa"/>
+              <w:right w:w="80" w:type="dxa"/>
             </w:tcMar>
           </w:tcPr>
           <w:p>
             <w:r>
               <w:rPr>
                 <w:rFonts w:ascii="Arial" w:hAnsi="Arial"/>
-                <w:color w:val="333333"/>
-                <w:sz w:val="18"/>
+                <w:sz w:val="16"/>
               </w:rPr>
-              <w:t>Navigation Hover State</w:t>
+              <w:t>Flexbox Cards Layout</w:t>
             </w:r>
           </w:p>
         </w:tc>
         <w:tc>
           <w:tcPr>
-            <w:tcW w:type="dxa" w:w="2592"/>
+            <w:tcW w:type="dxa" w:w="1584"/>
             <w:tcMar>
-              <w:top w:w="80" w:type="dxa"/>
-              <w:bottom w:w="80" w:type="dxa"/>
-              <w:left w:w="120" w:type="dxa"/>
-              <w:right w:w="120" w:type="dxa"/>
+              <w:top w:w="60" w:type="dxa"/>
+              <w:bottom w:w="60" w:type="dxa"/>
+              <w:left w:w="80" w:type="dxa"/>
+              <w:right w:w="80" w:type="dxa"/>
             </w:tcMar>
           </w:tcPr>
           <w:p>
             <w:r>
               <w:rPr>
                 <w:rFonts w:ascii="Arial" w:hAnsi="Arial"/>
-                <w:color w:val="333333"/>
-                <w:sz w:val="18"/>
+                <w:sz w:val="16"/>
               </w:rPr>
-              <w:t>Hover over nav links</w:t>
+              <w:t>Inspect card grid container</w:t>
+            </w:r>
+          </w:p>
+        </w:tc>
+        <w:tc>
+          <w:tcPr>
+            <w:tcW w:type="dxa" w:w="2016"/>
+            <w:tcMar>
+              <w:top w:w="60" w:type="dxa"/>
+              <w:bottom w:w="60" w:type="dxa"/>
+              <w:left w:w="80" w:type="dxa"/>
+              <w:right w:w="80" w:type="dxa"/>
+            </w:tcMar>
+          </w:tcPr>
+          <w:p>
+            <w:r>
+              <w:rPr>
+                <w:rFonts w:ascii="Arial" w:hAnsi="Arial"/>
+                <w:sz w:val="16"/>
+              </w:rPr>
+              <w:t>Cards distribute evenly with box-shadows</w:t>
             </w:r>
           </w:p>
         </w:tc>
         <w:tc>
           <w:tcPr>
             <w:tcW w:type="dxa" w:w="2880"/>
-            <w:tcMar>
-              <w:top w:w="80" w:type="dxa"/>
-              <w:bottom w:w="80" w:type="dxa"/>
-              <w:left w:w="120" w:type="dxa"/>
-              <w:right w:w="120" w:type="dxa"/>
-            </w:tcMar>
           </w:tcPr>
           <w:p>
+            <w:r/>
             <w:r>
-              <w:rPr>
-                <w:rFonts w:ascii="Arial" w:hAnsi="Arial"/>
-                <w:color w:val="333333"/>
-                <w:sz w:val="18"/>
-              </w:rPr>
-              <w:t>Background changes to #4a90e2 and text turns yellow</w:t>
+              <w:drawing>
+                <wp:inline xmlns:a="http://schemas.openxmlformats.org/drawingml/2006/main" xmlns:pic="http://schemas.openxmlformats.org/drawingml/2006/picture">
+                  <wp:extent cx="1691640" cy="196702"/>
+                  <wp:docPr id="3" name="Picture 3"/>
+                  <wp:cNvGraphicFramePr>
+                    <a:graphicFrameLocks noChangeAspect="1"/>
+                  </wp:cNvGraphicFramePr>
+                  <a:graphic>
+                    <a:graphicData uri="http://schemas.openxmlformats.org/drawingml/2006/picture">
+                      <pic:pic>
+                        <pic:nvPicPr>
+                          <pic:cNvPr id="0" name="obs2_tc3.png"/>
+                          <pic:cNvPicPr/>
+                        </pic:nvPicPr>
+                        <pic:blipFill>
+                          <a:blip r:embed="rId11"/>
+                          <a:stretch>
+                            <a:fillRect/>
+                          </a:stretch>
+                        </pic:blipFill>
+                        <pic:spPr>
+                          <a:xfrm>
+                            <a:off x="0" y="0"/>
+                            <a:ext cx="1691640" cy="196702"/>
+                          </a:xfrm>
+                          <a:prstGeom prst="rect"/>
+                        </pic:spPr>
+                      </pic:pic>
+                    </a:graphicData>
+                  </a:graphic>
+                </wp:inline>
+              </w:drawing>
             </w:r>
           </w:p>
         </w:tc>
@@ -2393,10 +2269,10 @@
           <w:tcPr>
             <w:tcW w:type="dxa" w:w="864"/>
             <w:tcMar>
-              <w:top w:w="80" w:type="dxa"/>
-              <w:bottom w:w="80" w:type="dxa"/>
-              <w:left w:w="120" w:type="dxa"/>
-              <w:right w:w="120" w:type="dxa"/>
+              <w:top w:w="60" w:type="dxa"/>
+              <w:bottom w:w="60" w:type="dxa"/>
+              <w:left w:w="80" w:type="dxa"/>
+              <w:right w:w="80" w:type="dxa"/>
             </w:tcMar>
           </w:tcPr>
           <w:p>
@@ -2405,7 +2281,7 @@
                 <w:rFonts w:ascii="Arial" w:hAnsi="Arial"/>
                 <w:b/>
                 <w:color w:val="1B5E20"/>
-                <w:sz w:val="18"/>
+                <w:sz w:val="16"/>
               </w:rPr>
               <w:t>Pass</w:t>
             </w:r>
@@ -2415,20 +2291,20 @@
       <w:tr>
         <w:tc>
           <w:tcPr>
-            <w:tcW w:type="dxa" w:w="1152"/>
+            <w:tcW w:type="dxa" w:w="864"/>
             <w:tcMar>
-              <w:top w:w="80" w:type="dxa"/>
-              <w:bottom w:w="80" w:type="dxa"/>
-              <w:left w:w="120" w:type="dxa"/>
-              <w:right w:w="120" w:type="dxa"/>
+              <w:top w:w="60" w:type="dxa"/>
+              <w:bottom w:w="60" w:type="dxa"/>
+              <w:left w:w="80" w:type="dxa"/>
+              <w:right w:w="80" w:type="dxa"/>
             </w:tcMar>
           </w:tcPr>
           <w:p>
             <w:r>
               <w:rPr>
                 <w:rFonts w:ascii="Arial" w:hAnsi="Arial"/>
-                <w:color w:val="333333"/>
-                <w:sz w:val="18"/>
+                <w:b/>
+                <w:sz w:val="16"/>
               </w:rPr>
               <w:t>TC-04</w:t>
             </w:r>
@@ -2436,64 +2312,103 @@
         </w:tc>
         <w:tc>
           <w:tcPr>
-            <w:tcW w:type="dxa" w:w="2304"/>
+            <w:tcW w:type="dxa" w:w="1584"/>
             <w:tcMar>
-              <w:top w:w="80" w:type="dxa"/>
-              <w:bottom w:w="80" w:type="dxa"/>
-              <w:left w:w="120" w:type="dxa"/>
-              <w:right w:w="120" w:type="dxa"/>
+              <w:top w:w="60" w:type="dxa"/>
+              <w:bottom w:w="60" w:type="dxa"/>
+              <w:left w:w="80" w:type="dxa"/>
+              <w:right w:w="80" w:type="dxa"/>
             </w:tcMar>
           </w:tcPr>
           <w:p>
             <w:r>
               <w:rPr>
                 <w:rFonts w:ascii="Arial" w:hAnsi="Arial"/>
-                <w:color w:val="333333"/>
-                <w:sz w:val="18"/>
+                <w:sz w:val="16"/>
               </w:rPr>
-              <w:t>Card Box-Shadow &amp; Radius</w:t>
+              <w:t>Button Hover Transitions</w:t>
             </w:r>
           </w:p>
         </w:tc>
         <w:tc>
           <w:tcPr>
-            <w:tcW w:type="dxa" w:w="2592"/>
+            <w:tcW w:type="dxa" w:w="1584"/>
             <w:tcMar>
-              <w:top w:w="80" w:type="dxa"/>
-              <w:bottom w:w="80" w:type="dxa"/>
-              <w:left w:w="120" w:type="dxa"/>
-              <w:right w:w="120" w:type="dxa"/>
+              <w:top w:w="60" w:type="dxa"/>
+              <w:bottom w:w="60" w:type="dxa"/>
+              <w:left w:w="80" w:type="dxa"/>
+              <w:right w:w="80" w:type="dxa"/>
             </w:tcMar>
           </w:tcPr>
           <w:p>
             <w:r>
               <w:rPr>
                 <w:rFonts w:ascii="Arial" w:hAnsi="Arial"/>
-                <w:color w:val="333333"/>
-                <w:sz w:val="18"/>
+                <w:sz w:val="16"/>
               </w:rPr>
-              <w:t>Inspect cards section</w:t>
+              <w:t>Hover over interactive buttons</w:t>
+            </w:r>
+          </w:p>
+        </w:tc>
+        <w:tc>
+          <w:tcPr>
+            <w:tcW w:type="dxa" w:w="2016"/>
+            <w:tcMar>
+              <w:top w:w="60" w:type="dxa"/>
+              <w:bottom w:w="60" w:type="dxa"/>
+              <w:left w:w="80" w:type="dxa"/>
+              <w:right w:w="80" w:type="dxa"/>
+            </w:tcMar>
+          </w:tcPr>
+          <w:p>
+            <w:r>
+              <w:rPr>
+                <w:rFonts w:ascii="Arial" w:hAnsi="Arial"/>
+                <w:sz w:val="16"/>
+              </w:rPr>
+              <w:t>Smooth scale and opacity CSS transitions activate</w:t>
             </w:r>
           </w:p>
         </w:tc>
         <w:tc>
           <w:tcPr>
             <w:tcW w:type="dxa" w:w="2880"/>
-            <w:tcMar>
-              <w:top w:w="80" w:type="dxa"/>
-              <w:bottom w:w="80" w:type="dxa"/>
-              <w:left w:w="120" w:type="dxa"/>
-              <w:right w:w="120" w:type="dxa"/>
-            </w:tcMar>
           </w:tcPr>
           <w:p>
+            <w:r/>
             <w:r>
-              <w:rPr>
-                <w:rFonts w:ascii="Arial" w:hAnsi="Arial"/>
-                <w:color w:val="333333"/>
-                <w:sz w:val="18"/>
-              </w:rPr>
-              <w:t>3 cards display rounded corners (15px) and soft elevation shadows</w:t>
+              <w:drawing>
+                <wp:inline xmlns:a="http://schemas.openxmlformats.org/drawingml/2006/main" xmlns:pic="http://schemas.openxmlformats.org/drawingml/2006/picture">
+                  <wp:extent cx="1691640" cy="196702"/>
+                  <wp:docPr id="4" name="Picture 4"/>
+                  <wp:cNvGraphicFramePr>
+                    <a:graphicFrameLocks noChangeAspect="1"/>
+                  </wp:cNvGraphicFramePr>
+                  <a:graphic>
+                    <a:graphicData uri="http://schemas.openxmlformats.org/drawingml/2006/picture">
+                      <pic:pic>
+                        <pic:nvPicPr>
+                          <pic:cNvPr id="0" name="obs2_tc4.png"/>
+                          <pic:cNvPicPr/>
+                        </pic:nvPicPr>
+                        <pic:blipFill>
+                          <a:blip r:embed="rId12"/>
+                          <a:stretch>
+                            <a:fillRect/>
+                          </a:stretch>
+                        </pic:blipFill>
+                        <pic:spPr>
+                          <a:xfrm>
+                            <a:off x="0" y="0"/>
+                            <a:ext cx="1691640" cy="196702"/>
+                          </a:xfrm>
+                          <a:prstGeom prst="rect"/>
+                        </pic:spPr>
+                      </pic:pic>
+                    </a:graphicData>
+                  </a:graphic>
+                </wp:inline>
+              </w:drawing>
             </w:r>
           </w:p>
         </w:tc>
@@ -2501,10 +2416,10 @@
           <w:tcPr>
             <w:tcW w:type="dxa" w:w="864"/>
             <w:tcMar>
-              <w:top w:w="80" w:type="dxa"/>
-              <w:bottom w:w="80" w:type="dxa"/>
-              <w:left w:w="120" w:type="dxa"/>
-              <w:right w:w="120" w:type="dxa"/>
+              <w:top w:w="60" w:type="dxa"/>
+              <w:bottom w:w="60" w:type="dxa"/>
+              <w:left w:w="80" w:type="dxa"/>
+              <w:right w:w="80" w:type="dxa"/>
             </w:tcMar>
           </w:tcPr>
           <w:p>
@@ -2513,7 +2428,7 @@
                 <w:rFonts w:ascii="Arial" w:hAnsi="Arial"/>
                 <w:b/>
                 <w:color w:val="1B5E20"/>
-                <w:sz w:val="18"/>
+                <w:sz w:val="16"/>
               </w:rPr>
               <w:t>Pass</w:t>
             </w:r>
@@ -2523,20 +2438,20 @@
       <w:tr>
         <w:tc>
           <w:tcPr>
-            <w:tcW w:type="dxa" w:w="1152"/>
+            <w:tcW w:type="dxa" w:w="864"/>
             <w:tcMar>
-              <w:top w:w="80" w:type="dxa"/>
-              <w:bottom w:w="80" w:type="dxa"/>
-              <w:left w:w="120" w:type="dxa"/>
-              <w:right w:w="120" w:type="dxa"/>
+              <w:top w:w="60" w:type="dxa"/>
+              <w:bottom w:w="60" w:type="dxa"/>
+              <w:left w:w="80" w:type="dxa"/>
+              <w:right w:w="80" w:type="dxa"/>
             </w:tcMar>
           </w:tcPr>
           <w:p>
             <w:r>
               <w:rPr>
                 <w:rFonts w:ascii="Arial" w:hAnsi="Arial"/>
-                <w:color w:val="333333"/>
-                <w:sz w:val="18"/>
+                <w:b/>
+                <w:sz w:val="16"/>
               </w:rPr>
               <w:t>TC-05</w:t>
             </w:r>
@@ -2544,64 +2459,103 @@
         </w:tc>
         <w:tc>
           <w:tcPr>
-            <w:tcW w:type="dxa" w:w="2304"/>
+            <w:tcW w:type="dxa" w:w="1584"/>
             <w:tcMar>
-              <w:top w:w="80" w:type="dxa"/>
-              <w:bottom w:w="80" w:type="dxa"/>
-              <w:left w:w="120" w:type="dxa"/>
-              <w:right w:w="120" w:type="dxa"/>
+              <w:top w:w="60" w:type="dxa"/>
+              <w:bottom w:w="60" w:type="dxa"/>
+              <w:left w:w="80" w:type="dxa"/>
+              <w:right w:w="80" w:type="dxa"/>
             </w:tcMar>
           </w:tcPr>
           <w:p>
             <w:r>
               <w:rPr>
                 <w:rFonts w:ascii="Arial" w:hAnsi="Arial"/>
-                <w:color w:val="333333"/>
-                <w:sz w:val="18"/>
+                <w:sz w:val="16"/>
               </w:rPr>
-              <w:t>Button Hover Transition</w:t>
+              <w:t>Unsupported Canvas Context</w:t>
             </w:r>
           </w:p>
         </w:tc>
         <w:tc>
           <w:tcPr>
-            <w:tcW w:type="dxa" w:w="2592"/>
+            <w:tcW w:type="dxa" w:w="1584"/>
             <w:tcMar>
-              <w:top w:w="80" w:type="dxa"/>
-              <w:bottom w:w="80" w:type="dxa"/>
-              <w:left w:w="120" w:type="dxa"/>
-              <w:right w:w="120" w:type="dxa"/>
+              <w:top w:w="60" w:type="dxa"/>
+              <w:bottom w:w="60" w:type="dxa"/>
+              <w:left w:w="80" w:type="dxa"/>
+              <w:right w:w="80" w:type="dxa"/>
             </w:tcMar>
           </w:tcPr>
           <w:p>
             <w:r>
               <w:rPr>
                 <w:rFonts w:ascii="Arial" w:hAnsi="Arial"/>
-                <w:color w:val="333333"/>
-                <w:sz w:val="18"/>
+                <w:sz w:val="16"/>
               </w:rPr>
-              <w:t>Hover over 'Learn More'</w:t>
+              <w:t>Call canvas.getContext('3d')</w:t>
+            </w:r>
+          </w:p>
+        </w:tc>
+        <w:tc>
+          <w:tcPr>
+            <w:tcW w:type="dxa" w:w="2016"/>
+            <w:tcMar>
+              <w:top w:w="60" w:type="dxa"/>
+              <w:bottom w:w="60" w:type="dxa"/>
+              <w:left w:w="80" w:type="dxa"/>
+              <w:right w:w="80" w:type="dxa"/>
+            </w:tcMar>
+          </w:tcPr>
+          <w:p>
+            <w:r>
+              <w:rPr>
+                <w:rFonts w:ascii="Arial" w:hAnsi="Arial"/>
+                <w:sz w:val="16"/>
+              </w:rPr>
+              <w:t>Context request fails returning null; render halted</w:t>
             </w:r>
           </w:p>
         </w:tc>
         <w:tc>
           <w:tcPr>
             <w:tcW w:type="dxa" w:w="2880"/>
-            <w:tcMar>
-              <w:top w:w="80" w:type="dxa"/>
-              <w:bottom w:w="80" w:type="dxa"/>
-              <w:left w:w="120" w:type="dxa"/>
-              <w:right w:w="120" w:type="dxa"/>
-            </w:tcMar>
           </w:tcPr>
           <w:p>
+            <w:r/>
             <w:r>
-              <w:rPr>
-                <w:rFonts w:ascii="Arial" w:hAnsi="Arial"/>
-                <w:color w:val="333333"/>
-                <w:sz w:val="18"/>
-              </w:rPr>
-              <w:t>Button background transitions to darker blue #357ab8</w:t>
+              <w:drawing>
+                <wp:inline xmlns:a="http://schemas.openxmlformats.org/drawingml/2006/main" xmlns:pic="http://schemas.openxmlformats.org/drawingml/2006/picture">
+                  <wp:extent cx="1691640" cy="451104"/>
+                  <wp:docPr id="5" name="Picture 5"/>
+                  <wp:cNvGraphicFramePr>
+                    <a:graphicFrameLocks noChangeAspect="1"/>
+                  </wp:cNvGraphicFramePr>
+                  <a:graphic>
+                    <a:graphicData uri="http://schemas.openxmlformats.org/drawingml/2006/picture">
+                      <pic:pic>
+                        <pic:nvPicPr>
+                          <pic:cNvPr id="0" name="obs2_tc5.png"/>
+                          <pic:cNvPicPr/>
+                        </pic:nvPicPr>
+                        <pic:blipFill>
+                          <a:blip r:embed="rId13"/>
+                          <a:stretch>
+                            <a:fillRect/>
+                          </a:stretch>
+                        </pic:blipFill>
+                        <pic:spPr>
+                          <a:xfrm>
+                            <a:off x="0" y="0"/>
+                            <a:ext cx="1691640" cy="451104"/>
+                          </a:xfrm>
+                          <a:prstGeom prst="rect"/>
+                        </pic:spPr>
+                      </pic:pic>
+                    </a:graphicData>
+                  </a:graphic>
+                </wp:inline>
+              </w:drawing>
             </w:r>
           </w:p>
         </w:tc>
@@ -2609,10 +2563,10 @@
           <w:tcPr>
             <w:tcW w:type="dxa" w:w="864"/>
             <w:tcMar>
-              <w:top w:w="80" w:type="dxa"/>
-              <w:bottom w:w="80" w:type="dxa"/>
-              <w:left w:w="120" w:type="dxa"/>
-              <w:right w:w="120" w:type="dxa"/>
+              <w:top w:w="60" w:type="dxa"/>
+              <w:bottom w:w="60" w:type="dxa"/>
+              <w:left w:w="80" w:type="dxa"/>
+              <w:right w:w="80" w:type="dxa"/>
             </w:tcMar>
           </w:tcPr>
           <w:p>
@@ -2620,10 +2574,10 @@
               <w:rPr>
                 <w:rFonts w:ascii="Arial" w:hAnsi="Arial"/>
                 <w:b/>
-                <w:color w:val="1B5E20"/>
-                <w:sz w:val="18"/>
+                <w:color w:val="D32F2F"/>
+                <w:sz w:val="16"/>
               </w:rPr>
-              <w:t>Pass</w:t>
+              <w:t>Fail</w:t>
             </w:r>
           </w:p>
         </w:tc>
@@ -2631,14 +2585,9 @@
     </w:tbl>
     <w:p>
       <w:pPr>
-        <w:spacing w:after="80"/>
-      </w:pPr>
-    </w:p>
-    <w:p>
-      <w:pPr>
-        <w:spacing w:before="120" w:after="120"/>
+        <w:spacing w:before="80" w:after="80"/>
         <w:pBdr>
-          <w:bottom w:val="single" w:sz="6" w:space="1" w:color="D0D0D0"/>
+          <w:bottom w:val="single" w:sz="6" w:space="1" w:color="CCCCCC"/>
         </w:pBdr>
       </w:pPr>
     </w:p>
@@ -2650,13 +2599,13 @@
     <w:p>
       <w:pPr>
         <w:keepNext/>
-        <w:spacing w:before="240" w:after="80"/>
+        <w:spacing w:before="160" w:after="60"/>
       </w:pPr>
       <w:r>
         <w:rPr>
           <w:rFonts w:ascii="Arial" w:hAnsi="Arial"/>
           <w:b/>
-          <w:color w:val="111111"/>
+          <w:color w:val="000000"/>
           <w:sz w:val="26"/>
         </w:rPr>
         <w:t>9. OUTPUT</w:t>
@@ -2664,13 +2613,13 @@
     </w:p>
     <w:p>
       <w:pPr>
-        <w:spacing w:before="40" w:after="80" w:line="276" w:lineRule="auto"/>
+        <w:spacing w:before="40" w:after="60" w:line="276" w:lineRule="auto"/>
       </w:pPr>
       <w:r>
         <w:rPr>
           <w:rFonts w:ascii="Arial" w:hAnsi="Arial"/>
           <w:b/>
-          <w:color w:val="222222"/>
+          <w:color w:val="000000"/>
           <w:sz w:val="20"/>
         </w:rPr>
         <w:t>Output: Rendered Webpage: My Styled Webpage with HTML5 Canvas in Google Chrome</w:t>
@@ -2685,14 +2634,14 @@
     </w:p>
     <w:p>
       <w:pPr>
-        <w:spacing w:before="160" w:after="80"/>
+        <w:spacing w:before="120" w:after="80"/>
         <w:jc w:val="center"/>
       </w:pPr>
       <w:r>
         <w:drawing>
           <wp:inline xmlns:a="http://schemas.openxmlformats.org/drawingml/2006/main" xmlns:pic="http://schemas.openxmlformats.org/drawingml/2006/picture">
             <wp:extent cx="5669280" cy="3344575"/>
-            <wp:docPr id="1" name="Picture 1"/>
+            <wp:docPr id="6" name="Picture 6"/>
             <wp:cNvGraphicFramePr>
               <a:graphicFrameLocks noChangeAspect="1"/>
             </wp:cNvGraphicFramePr>
@@ -2704,7 +2653,7 @@
                     <pic:cNvPicPr/>
                   </pic:nvPicPr>
                   <pic:blipFill>
-                    <a:blip r:embed="rId9"/>
+                    <a:blip r:embed="rId14"/>
                     <a:stretch>
                       <a:fillRect/>
                     </a:stretch>
@@ -2739,63 +2688,9 @@
     </w:p>
     <w:p>
       <w:pPr>
-        <w:spacing w:before="160" w:after="80"/>
-        <w:jc w:val="center"/>
-      </w:pPr>
-      <w:r>
-        <w:drawing>
-          <wp:inline xmlns:a="http://schemas.openxmlformats.org/drawingml/2006/main" xmlns:pic="http://schemas.openxmlformats.org/drawingml/2006/picture">
-            <wp:extent cx="5669280" cy="3299500"/>
-            <wp:docPr id="2" name="Picture 2"/>
-            <wp:cNvGraphicFramePr>
-              <a:graphicFrameLocks noChangeAspect="1"/>
-            </wp:cNvGraphicFramePr>
-            <a:graphic>
-              <a:graphicData uri="http://schemas.openxmlformats.org/drawingml/2006/picture">
-                <pic:pic>
-                  <pic:nvPicPr>
-                    <pic:cNvPr id="0" name="image2.png"/>
-                    <pic:cNvPicPr/>
-                  </pic:nvPicPr>
-                  <pic:blipFill>
-                    <a:blip r:embed="rId10"/>
-                    <a:stretch>
-                      <a:fillRect/>
-                    </a:stretch>
-                  </pic:blipFill>
-                  <pic:spPr>
-                    <a:xfrm>
-                      <a:off x="0" y="0"/>
-                      <a:ext cx="5669280" cy="3299500"/>
-                    </a:xfrm>
-                    <a:prstGeom prst="rect"/>
-                  </pic:spPr>
-                </pic:pic>
-              </a:graphicData>
-            </a:graphic>
-          </wp:inline>
-        </w:drawing>
-      </w:r>
-    </w:p>
-    <w:p>
-      <w:pPr>
-        <w:jc w:val="center"/>
-      </w:pPr>
-      <w:r>
-        <w:rPr>
-          <w:rFonts w:ascii="Arial" w:hAnsi="Arial"/>
-          <w:i/>
-          <w:color w:val="666666"/>
-          <w:sz w:val="17"/>
-        </w:rPr>
-        <w:t>Figure 2: CSS3 styled cards layout with rounded borders and gradient header banner.</w:t>
-      </w:r>
-    </w:p>
-    <w:p>
-      <w:pPr>
-        <w:spacing w:before="120" w:after="120"/>
+        <w:spacing w:before="80" w:after="80"/>
         <w:pBdr>
-          <w:bottom w:val="single" w:sz="6" w:space="1" w:color="D0D0D0"/>
+          <w:bottom w:val="single" w:sz="6" w:space="1" w:color="CCCCCC"/>
         </w:pBdr>
       </w:pPr>
     </w:p>
@@ -2807,13 +2702,13 @@
     <w:p>
       <w:pPr>
         <w:keepNext/>
-        <w:spacing w:before="240" w:after="80"/>
+        <w:spacing w:before="160" w:after="60"/>
       </w:pPr>
       <w:r>
         <w:rPr>
           <w:rFonts w:ascii="Arial" w:hAnsi="Arial"/>
           <w:b/>
-          <w:color w:val="111111"/>
+          <w:color w:val="000000"/>
           <w:sz w:val="26"/>
         </w:rPr>
         <w:t>10. RESULT</w:t>
@@ -2821,7 +2716,7 @@
     </w:p>
     <w:p>
       <w:pPr>
-        <w:spacing w:before="40" w:after="80" w:line="276" w:lineRule="auto"/>
+        <w:spacing w:before="40" w:after="60" w:line="276" w:lineRule="auto"/>
       </w:pPr>
       <w:r>
         <w:rPr>
@@ -2834,21 +2729,21 @@
     </w:p>
     <w:p>
       <w:pPr>
-        <w:spacing w:before="120" w:after="120"/>
+        <w:spacing w:before="80" w:after="80"/>
         <w:pBdr>
-          <w:bottom w:val="single" w:sz="6" w:space="1" w:color="D0D0D0"/>
+          <w:bottom w:val="single" w:sz="6" w:space="1" w:color="CCCCCC"/>
         </w:pBdr>
       </w:pPr>
     </w:p>
     <w:p>
       <w:pPr>
-        <w:spacing w:before="40" w:after="80" w:line="276" w:lineRule="auto"/>
+        <w:spacing w:before="40" w:after="60" w:line="276" w:lineRule="auto"/>
       </w:pPr>
       <w:r>
         <w:rPr>
           <w:rFonts w:ascii="Arial" w:hAnsi="Arial"/>
           <w:b/>
-          <w:color w:val="222222"/>
+          <w:color w:val="000000"/>
           <w:sz w:val="20"/>
         </w:rPr>
         <w:t>Submission Package Structure:</w:t>
@@ -2863,7 +2758,7 @@
     </w:p>
     <w:p>
       <w:pPr>
-        <w:spacing w:before="80" w:after="160"/>
+        <w:spacing w:before="80" w:after="120"/>
         <w:ind w:left="288"/>
       </w:pPr>
       <w:r>
